--- a/QE180136_PRN232_Ass2.docx
+++ b/QE180136_PRN232_Ass2.docx
@@ -4,342 +4,2762 @@
   <w:body>
     <w:p>
       <w:pPr>
-        <w:spacing w:before="240" w:after="120"/>
+        <w:spacing w:before="180" w:after="100"/>
         <w:jc w:val="center"/>
       </w:pPr>
       <w:r>
         <w:rPr>
           <w:b/>
-          <w:color w:val="1E1B4B"/>
-          <w:sz w:val="44"/>
-        </w:rPr>
-        <w:t>ASSIGNMENT 1 SUBMISSION REPORT</w:t>
-      </w:r>
-    </w:p>
-    <w:p>
-      <w:pPr>
-        <w:spacing w:after="360"/>
+          <w:bCs/>
+          <w:color w:val="1E3A8A"/>
+          <w:sz w:val="36"/>
+          <w:szCs w:val="36"/>
+        </w:rPr>
+        <w:t>ASSIGNMENT 2 —</w:t>
+      </w:r>
+      <w:r>
+        <w:rPr>
+          <w:b/>
+          <w:bCs/>
+          <w:color w:val="1E3A8A"/>
+          <w:sz w:val="36"/>
+          <w:szCs w:val="36"/>
+          <w:lang w:val="en-US"/>
+        </w:rPr>
+        <w:t xml:space="preserve"> </w:t>
+      </w:r>
+      <w:r>
+        <w:rPr>
+          <w:b/>
+          <w:bCs/>
+          <w:color w:val="1E3A8A"/>
+          <w:sz w:val="36"/>
+          <w:szCs w:val="36"/>
+        </w:rPr>
+        <w:t>REPORT</w:t>
+      </w:r>
+    </w:p>
+    <w:p>
+      <w:pPr>
+        <w:spacing w:after="240"/>
         <w:jc w:val="center"/>
       </w:pPr>
       <w:r>
         <w:rPr>
           <w:b/>
-          <w:color w:val="4338CA"/>
+          <w:bCs/>
+          <w:color w:val="475569"/>
+        </w:rPr>
+        <w:t xml:space="preserve">Subject: PRN232 — C# &amp; .NET Enterprise Application Development </w:t>
+      </w:r>
+      <w:r>
+        <w:rPr>
+          <w:b/>
+          <w:bCs/>
+          <w:color w:val="475569"/>
+          <w:lang w:val="en-US"/>
+        </w:rPr>
+        <w:br/>
+      </w:r>
+      <w:r>
+        <w:rPr>
+          <w:b/>
+          <w:bCs/>
+          <w:color w:val="475569"/>
+        </w:rPr>
+        <w:t>Theme: Task &amp; Team Management Web Application (Authentication &amp; Protected Management)</w:t>
+      </w:r>
+    </w:p>
+    <w:tbl>
+      <w:tblPr>
+        <w:tblW w:w="5000" w:type="pct"/>
+        <w:tblBorders>
+          <w:top w:val="single" w:sz="4" w:space="0" w:color="CBD5E1"/>
+          <w:left w:val="single" w:sz="4" w:space="0" w:color="CBD5E1"/>
+          <w:bottom w:val="single" w:sz="4" w:space="0" w:color="CBD5E1"/>
+          <w:right w:val="single" w:sz="4" w:space="0" w:color="CBD5E1"/>
+          <w:insideH w:val="single" w:sz="4" w:space="0" w:color="CBD5E1"/>
+          <w:insideV w:val="single" w:sz="4" w:space="0" w:color="CBD5E1"/>
+        </w:tblBorders>
+        <w:tblLook w:val="04A0" w:firstRow="1" w:lastRow="0" w:firstColumn="1" w:lastColumn="0" w:noHBand="0" w:noVBand="1"/>
+      </w:tblPr>
+      <w:tblGrid>
+        <w:gridCol w:w="3464"/>
+        <w:gridCol w:w="6432"/>
+      </w:tblGrid>
+      <w:tr>
+        <w:tc>
+          <w:tcPr>
+            <w:tcW w:w="1750" w:type="pct"/>
+            <w:shd w:val="clear" w:color="auto" w:fill="1E293B"/>
+            <w:tcMar>
+              <w:top w:w="120" w:type="dxa"/>
+              <w:left w:w="150" w:type="dxa"/>
+              <w:bottom w:w="120" w:type="dxa"/>
+              <w:right w:w="150" w:type="dxa"/>
+            </w:tcMar>
+          </w:tcPr>
+          <w:p>
+            <w:r>
+              <w:rPr>
+                <w:b/>
+                <w:bCs/>
+                <w:color w:val="FFFFFF"/>
+                <w:sz w:val="20"/>
+                <w:szCs w:val="20"/>
+              </w:rPr>
+              <w:t>Field / Parameter</w:t>
+            </w:r>
+          </w:p>
+        </w:tc>
+        <w:tc>
+          <w:tcPr>
+            <w:tcW w:w="3250" w:type="pct"/>
+            <w:shd w:val="clear" w:color="auto" w:fill="1E293B"/>
+            <w:tcMar>
+              <w:top w:w="120" w:type="dxa"/>
+              <w:left w:w="150" w:type="dxa"/>
+              <w:bottom w:w="120" w:type="dxa"/>
+              <w:right w:w="150" w:type="dxa"/>
+            </w:tcMar>
+          </w:tcPr>
+          <w:p>
+            <w:r>
+              <w:rPr>
+                <w:b/>
+                <w:bCs/>
+                <w:color w:val="FFFFFF"/>
+                <w:sz w:val="20"/>
+                <w:szCs w:val="20"/>
+              </w:rPr>
+              <w:t>Submission Details</w:t>
+            </w:r>
+          </w:p>
+        </w:tc>
+      </w:tr>
+      <w:tr>
+        <w:tc>
+          <w:tcPr>
+            <w:tcW w:w="1750" w:type="pct"/>
+            <w:shd w:val="clear" w:color="auto" w:fill="FFFFFF"/>
+            <w:tcMar>
+              <w:top w:w="100" w:type="dxa"/>
+              <w:left w:w="150" w:type="dxa"/>
+              <w:bottom w:w="100" w:type="dxa"/>
+              <w:right w:w="150" w:type="dxa"/>
+            </w:tcMar>
+          </w:tcPr>
+          <w:p>
+            <w:r>
+              <w:rPr>
+                <w:b/>
+                <w:bCs/>
+                <w:sz w:val="19"/>
+                <w:szCs w:val="19"/>
+              </w:rPr>
+              <w:t>Student Full Name</w:t>
+            </w:r>
+          </w:p>
+        </w:tc>
+        <w:tc>
+          <w:tcPr>
+            <w:tcW w:w="3250" w:type="pct"/>
+            <w:shd w:val="clear" w:color="auto" w:fill="FFFFFF"/>
+            <w:tcMar>
+              <w:top w:w="100" w:type="dxa"/>
+              <w:left w:w="150" w:type="dxa"/>
+              <w:bottom w:w="100" w:type="dxa"/>
+              <w:right w:w="150" w:type="dxa"/>
+            </w:tcMar>
+          </w:tcPr>
+          <w:p>
+            <w:r>
+              <w:rPr>
+                <w:sz w:val="19"/>
+                <w:szCs w:val="19"/>
+              </w:rPr>
+              <w:t>Nguyen Vinh Phu</w:t>
+            </w:r>
+          </w:p>
+        </w:tc>
+      </w:tr>
+      <w:tr>
+        <w:tc>
+          <w:tcPr>
+            <w:tcW w:w="1750" w:type="pct"/>
+            <w:shd w:val="clear" w:color="auto" w:fill="FFFFFF"/>
+            <w:tcMar>
+              <w:top w:w="100" w:type="dxa"/>
+              <w:left w:w="150" w:type="dxa"/>
+              <w:bottom w:w="100" w:type="dxa"/>
+              <w:right w:w="150" w:type="dxa"/>
+            </w:tcMar>
+          </w:tcPr>
+          <w:p>
+            <w:r>
+              <w:rPr>
+                <w:b/>
+                <w:bCs/>
+                <w:sz w:val="19"/>
+                <w:szCs w:val="19"/>
+              </w:rPr>
+              <w:t>Student ID (Roll Number)</w:t>
+            </w:r>
+          </w:p>
+        </w:tc>
+        <w:tc>
+          <w:tcPr>
+            <w:tcW w:w="3250" w:type="pct"/>
+            <w:shd w:val="clear" w:color="auto" w:fill="FFFFFF"/>
+            <w:tcMar>
+              <w:top w:w="100" w:type="dxa"/>
+              <w:left w:w="150" w:type="dxa"/>
+              <w:bottom w:w="100" w:type="dxa"/>
+              <w:right w:w="150" w:type="dxa"/>
+            </w:tcMar>
+          </w:tcPr>
+          <w:p>
+            <w:r>
+              <w:rPr>
+                <w:b/>
+                <w:bCs/>
+                <w:color w:val="1E3A8A"/>
+                <w:sz w:val="19"/>
+                <w:szCs w:val="19"/>
+              </w:rPr>
+              <w:t>QE180136</w:t>
+            </w:r>
+          </w:p>
+        </w:tc>
+      </w:tr>
+      <w:tr>
+        <w:tc>
+          <w:tcPr>
+            <w:tcW w:w="1750" w:type="pct"/>
+            <w:shd w:val="clear" w:color="auto" w:fill="FFFFFF"/>
+            <w:tcMar>
+              <w:top w:w="100" w:type="dxa"/>
+              <w:left w:w="150" w:type="dxa"/>
+              <w:bottom w:w="100" w:type="dxa"/>
+              <w:right w:w="150" w:type="dxa"/>
+            </w:tcMar>
+          </w:tcPr>
+          <w:p>
+            <w:r>
+              <w:rPr>
+                <w:b/>
+                <w:bCs/>
+                <w:sz w:val="19"/>
+                <w:szCs w:val="19"/>
+              </w:rPr>
+              <w:t>Class Code</w:t>
+            </w:r>
+          </w:p>
+        </w:tc>
+        <w:tc>
+          <w:tcPr>
+            <w:tcW w:w="3250" w:type="pct"/>
+            <w:shd w:val="clear" w:color="auto" w:fill="FFFFFF"/>
+            <w:tcMar>
+              <w:top w:w="100" w:type="dxa"/>
+              <w:left w:w="150" w:type="dxa"/>
+              <w:bottom w:w="100" w:type="dxa"/>
+              <w:right w:w="150" w:type="dxa"/>
+            </w:tcMar>
+          </w:tcPr>
+          <w:p>
+            <w:r>
+              <w:rPr>
+                <w:sz w:val="19"/>
+                <w:szCs w:val="19"/>
+              </w:rPr>
+              <w:t>SE19B</w:t>
+            </w:r>
+            <w:r>
+              <w:rPr>
+                <w:sz w:val="19"/>
+                <w:szCs w:val="19"/>
+                <w:lang w:val="en-US"/>
+              </w:rPr>
+              <w:t>.NET</w:t>
+            </w:r>
+            <w:r>
+              <w:rPr>
+                <w:sz w:val="19"/>
+                <w:szCs w:val="19"/>
+              </w:rPr>
+              <w:t xml:space="preserve"> (PRN232_Fa26)</w:t>
+            </w:r>
+          </w:p>
+        </w:tc>
+      </w:tr>
+      <w:tr>
+        <w:tc>
+          <w:tcPr>
+            <w:tcW w:w="1750" w:type="pct"/>
+            <w:shd w:val="clear" w:color="auto" w:fill="FFFFFF"/>
+            <w:tcMar>
+              <w:top w:w="100" w:type="dxa"/>
+              <w:left w:w="150" w:type="dxa"/>
+              <w:bottom w:w="100" w:type="dxa"/>
+              <w:right w:w="150" w:type="dxa"/>
+            </w:tcMar>
+          </w:tcPr>
+          <w:p>
+            <w:pPr>
+              <w:rPr>
+                <w:lang w:val="en-US"/>
+              </w:rPr>
+            </w:pPr>
+            <w:r>
+              <w:rPr>
+                <w:b/>
+                <w:bCs/>
+                <w:sz w:val="19"/>
+                <w:szCs w:val="19"/>
+              </w:rPr>
+              <w:t xml:space="preserve">Assignment </w:t>
+            </w:r>
+            <w:r>
+              <w:rPr>
+                <w:b/>
+                <w:bCs/>
+                <w:sz w:val="19"/>
+                <w:szCs w:val="19"/>
+                <w:lang w:val="en-US"/>
+              </w:rPr>
+              <w:t>No</w:t>
+            </w:r>
+          </w:p>
+        </w:tc>
+        <w:tc>
+          <w:tcPr>
+            <w:tcW w:w="3250" w:type="pct"/>
+            <w:shd w:val="clear" w:color="auto" w:fill="FFFFFF"/>
+            <w:tcMar>
+              <w:top w:w="100" w:type="dxa"/>
+              <w:left w:w="150" w:type="dxa"/>
+              <w:bottom w:w="100" w:type="dxa"/>
+              <w:right w:w="150" w:type="dxa"/>
+            </w:tcMar>
+          </w:tcPr>
+          <w:p>
+            <w:pPr>
+              <w:rPr>
+                <w:lang w:val="en-US"/>
+              </w:rPr>
+            </w:pPr>
+            <w:r>
+              <w:rPr>
+                <w:sz w:val="19"/>
+                <w:szCs w:val="19"/>
+              </w:rPr>
+              <w:t>Assignment 2</w:t>
+            </w:r>
+          </w:p>
+        </w:tc>
+      </w:tr>
+      <w:tr>
+        <w:tc>
+          <w:tcPr>
+            <w:tcW w:w="1750" w:type="pct"/>
+            <w:shd w:val="clear" w:color="auto" w:fill="FFFFFF"/>
+            <w:tcMar>
+              <w:top w:w="100" w:type="dxa"/>
+              <w:left w:w="150" w:type="dxa"/>
+              <w:bottom w:w="100" w:type="dxa"/>
+              <w:right w:w="150" w:type="dxa"/>
+            </w:tcMar>
+          </w:tcPr>
+          <w:p>
+            <w:r>
+              <w:rPr>
+                <w:b/>
+                <w:bCs/>
+                <w:sz w:val="19"/>
+                <w:szCs w:val="19"/>
+              </w:rPr>
+              <w:t>Technology Stack</w:t>
+            </w:r>
+          </w:p>
+        </w:tc>
+        <w:tc>
+          <w:tcPr>
+            <w:tcW w:w="3250" w:type="pct"/>
+            <w:shd w:val="clear" w:color="auto" w:fill="FFFFFF"/>
+            <w:tcMar>
+              <w:top w:w="100" w:type="dxa"/>
+              <w:left w:w="150" w:type="dxa"/>
+              <w:bottom w:w="100" w:type="dxa"/>
+              <w:right w:w="150" w:type="dxa"/>
+            </w:tcMar>
+          </w:tcPr>
+          <w:p>
+            <w:r>
+              <w:rPr>
+                <w:sz w:val="19"/>
+                <w:szCs w:val="19"/>
+              </w:rPr>
+              <w:t>ASP.NET Core Web API (.NET 8) | PostgreSQL (Supabase / Render) | Next.js 14 (TypeScript) | BCrypt | JWT Bearer</w:t>
+            </w:r>
+          </w:p>
+        </w:tc>
+      </w:tr>
+    </w:tbl>
+    <w:p>
+      <w:pPr>
+        <w:spacing w:before="200" w:after="100"/>
+      </w:pPr>
+    </w:p>
+    <w:p>
+      <w:pPr>
+        <w:spacing w:before="360" w:after="120"/>
+      </w:pPr>
+      <w:r>
+        <w:rPr>
+          <w:b/>
+          <w:bCs/>
+          <w:color w:val="1E3A8A"/>
           <w:sz w:val="28"/>
-        </w:rPr>
-        <w:t>TaskMinder — Task &amp; Team Management Application</w:t>
-      </w:r>
-    </w:p>
-    <w:p>
-      <w:pPr>
-        <w:spacing w:before="120" w:after="60"/>
-      </w:pPr>
-      <w:r>
-        <w:rPr>
-          <w:b/>
-          <w:color w:val="0F172A"/>
-        </w:rPr>
-        <w:t>Course:</w:t>
-      </w:r>
-      <w:r>
-        <w:rPr>
-          <w:b/>
-          <w:color w:val="0F172A"/>
-          <w:lang w:val="en-US"/>
-        </w:rPr>
-        <w:t xml:space="preserve"> </w:t>
-      </w:r>
-      <w:r>
-        <w:rPr>
-          <w:color w:val="334155"/>
-        </w:rPr>
-        <w:t>PRN232 — C# &amp; .NET Enterprise Application Development</w:t>
-      </w:r>
-    </w:p>
-    <w:p>
-      <w:pPr>
-        <w:spacing w:after="60"/>
-      </w:pPr>
-      <w:r>
-        <w:rPr>
-          <w:b/>
-          <w:color w:val="0F172A"/>
-        </w:rPr>
-        <w:t>Student Name:</w:t>
-      </w:r>
-      <w:r>
-        <w:rPr>
-          <w:b/>
-          <w:color w:val="0F172A"/>
-          <w:lang w:val="en-US"/>
-        </w:rPr>
-        <w:t xml:space="preserve"> </w:t>
-      </w:r>
-      <w:r>
-        <w:rPr>
-          <w:color w:val="334155"/>
-        </w:rPr>
-        <w:t>Nguyen Vinh Phu</w:t>
-      </w:r>
-    </w:p>
-    <w:p>
-      <w:pPr>
-        <w:spacing w:after="60"/>
-      </w:pPr>
-      <w:r>
-        <w:rPr>
-          <w:b/>
-          <w:color w:val="0F172A"/>
-        </w:rPr>
-        <w:t>Student ID:</w:t>
-      </w:r>
-      <w:r>
-        <w:rPr>
-          <w:b/>
-          <w:color w:val="0F172A"/>
-          <w:lang w:val="en-US"/>
-        </w:rPr>
-        <w:t xml:space="preserve"> </w:t>
-      </w:r>
-      <w:r>
-        <w:rPr>
-          <w:color w:val="334155"/>
-        </w:rPr>
-        <w:t>QE180136</w:t>
-      </w:r>
-    </w:p>
-    <w:p>
-      <w:pPr>
-        <w:spacing w:after="240"/>
-        <w:rPr>
-          <w:lang w:val="en-US"/>
-        </w:rPr>
-      </w:pPr>
-      <w:r>
-        <w:rPr>
-          <w:b/>
-          <w:color w:val="0F172A"/>
-        </w:rPr>
-        <w:t>Class Code:</w:t>
-      </w:r>
-      <w:r>
-        <w:rPr>
-          <w:b/>
-          <w:color w:val="0F172A"/>
-          <w:lang w:val="en-US"/>
-        </w:rPr>
-        <w:t xml:space="preserve"> </w:t>
-      </w:r>
-      <w:r>
-        <w:rPr>
-          <w:color w:val="334155"/>
-          <w:lang w:val="en-US"/>
-        </w:rPr>
-        <w:t>SE19B.NET</w:t>
-      </w:r>
-    </w:p>
-    <w:p>
-      <w:pPr>
-        <w:pBdr>
-          <w:bottom w:val="single" w:sz="12" w:space="1" w:color="CBD5E1"/>
-        </w:pBdr>
-        <w:spacing w:after="240"/>
-      </w:pPr>
-    </w:p>
-    <w:p>
-      <w:pPr>
-        <w:spacing w:before="240" w:after="120"/>
-      </w:pPr>
-      <w:r>
-        <w:rPr>
-          <w:b/>
-          <w:color w:val="1E1B4B"/>
+          <w:szCs w:val="28"/>
+        </w:rPr>
+        <w:t>1. Project &amp; Submission Links</w:t>
+      </w:r>
+    </w:p>
+    <w:p>
+      <w:pPr>
+        <w:spacing w:before="60" w:after="60"/>
+      </w:pPr>
+      <w:r>
+        <w:t>All components of the application have been thoroughly tested, deployed to cloud infrastructure, and verified end-to-end. Swagger UI and live frontend are publicly reachable with zero configuration required.</w:t>
+      </w:r>
+    </w:p>
+    <w:p>
+      <w:pPr>
+        <w:spacing w:before="80" w:after="80"/>
+      </w:pPr>
+    </w:p>
+    <w:tbl>
+      <w:tblPr>
+        <w:tblW w:w="5146" w:type="pct"/>
+        <w:tblInd w:w="-289" w:type="dxa"/>
+        <w:tblBorders>
+          <w:top w:val="single" w:sz="4" w:space="0" w:color="CBD5E1"/>
+          <w:left w:val="single" w:sz="4" w:space="0" w:color="CBD5E1"/>
+          <w:bottom w:val="single" w:sz="4" w:space="0" w:color="CBD5E1"/>
+          <w:right w:val="single" w:sz="4" w:space="0" w:color="CBD5E1"/>
+          <w:insideH w:val="single" w:sz="4" w:space="0" w:color="CBD5E1"/>
+          <w:insideV w:val="single" w:sz="4" w:space="0" w:color="CBD5E1"/>
+        </w:tblBorders>
+        <w:tblLook w:val="04A0" w:firstRow="1" w:lastRow="0" w:firstColumn="1" w:lastColumn="0" w:noHBand="0" w:noVBand="1"/>
+      </w:tblPr>
+      <w:tblGrid>
+        <w:gridCol w:w="3257"/>
+        <w:gridCol w:w="6928"/>
+      </w:tblGrid>
+      <w:tr>
+        <w:tc>
+          <w:tcPr>
+            <w:tcW w:w="1599" w:type="pct"/>
+            <w:shd w:val="clear" w:color="auto" w:fill="1E293B"/>
+            <w:tcMar>
+              <w:top w:w="120" w:type="dxa"/>
+              <w:left w:w="150" w:type="dxa"/>
+              <w:bottom w:w="120" w:type="dxa"/>
+              <w:right w:w="150" w:type="dxa"/>
+            </w:tcMar>
+          </w:tcPr>
+          <w:p>
+            <w:r>
+              <w:rPr>
+                <w:b/>
+                <w:bCs/>
+                <w:color w:val="FFFFFF"/>
+                <w:sz w:val="20"/>
+                <w:szCs w:val="20"/>
+              </w:rPr>
+              <w:t>Component / Resource</w:t>
+            </w:r>
+          </w:p>
+        </w:tc>
+        <w:tc>
+          <w:tcPr>
+            <w:tcW w:w="3401" w:type="pct"/>
+            <w:shd w:val="clear" w:color="auto" w:fill="1E293B"/>
+            <w:tcMar>
+              <w:top w:w="120" w:type="dxa"/>
+              <w:left w:w="150" w:type="dxa"/>
+              <w:bottom w:w="120" w:type="dxa"/>
+              <w:right w:w="150" w:type="dxa"/>
+            </w:tcMar>
+          </w:tcPr>
+          <w:p>
+            <w:r>
+              <w:rPr>
+                <w:b/>
+                <w:bCs/>
+                <w:color w:val="FFFFFF"/>
+                <w:sz w:val="20"/>
+                <w:szCs w:val="20"/>
+              </w:rPr>
+              <w:t>Live URL / Repository Link</w:t>
+            </w:r>
+          </w:p>
+        </w:tc>
+      </w:tr>
+      <w:tr>
+        <w:tc>
+          <w:tcPr>
+            <w:tcW w:w="1599" w:type="pct"/>
+            <w:shd w:val="clear" w:color="auto" w:fill="FFFFFF"/>
+            <w:tcMar>
+              <w:top w:w="100" w:type="dxa"/>
+              <w:left w:w="150" w:type="dxa"/>
+              <w:bottom w:w="100" w:type="dxa"/>
+              <w:right w:w="150" w:type="dxa"/>
+            </w:tcMar>
+          </w:tcPr>
+          <w:p>
+            <w:r>
+              <w:rPr>
+                <w:b/>
+                <w:bCs/>
+                <w:sz w:val="19"/>
+                <w:szCs w:val="19"/>
+              </w:rPr>
+              <w:t>GitHub Repository</w:t>
+            </w:r>
+          </w:p>
+        </w:tc>
+        <w:tc>
+          <w:tcPr>
+            <w:tcW w:w="3401" w:type="pct"/>
+            <w:shd w:val="clear" w:color="auto" w:fill="FFFFFF"/>
+            <w:tcMar>
+              <w:top w:w="100" w:type="dxa"/>
+              <w:left w:w="150" w:type="dxa"/>
+              <w:bottom w:w="100" w:type="dxa"/>
+              <w:right w:w="150" w:type="dxa"/>
+            </w:tcMar>
+          </w:tcPr>
+          <w:p>
+            <w:pPr>
+              <w:rPr>
+                <w:lang w:val="en-US"/>
+              </w:rPr>
+            </w:pPr>
+            <w:r>
+              <w:rPr>
+                <w:color w:val="1E3A8A"/>
+                <w:sz w:val="19"/>
+                <w:szCs w:val="19"/>
+              </w:rPr>
+              <w:t>https://github.com/phunvqe180136/AS2_PRN232_Fa26</w:t>
+            </w:r>
+          </w:p>
+        </w:tc>
+      </w:tr>
+      <w:tr>
+        <w:tc>
+          <w:tcPr>
+            <w:tcW w:w="1599" w:type="pct"/>
+            <w:shd w:val="clear" w:color="auto" w:fill="FFFFFF"/>
+            <w:tcMar>
+              <w:top w:w="100" w:type="dxa"/>
+              <w:left w:w="150" w:type="dxa"/>
+              <w:bottom w:w="100" w:type="dxa"/>
+              <w:right w:w="150" w:type="dxa"/>
+            </w:tcMar>
+          </w:tcPr>
+          <w:p>
+            <w:r>
+              <w:rPr>
+                <w:b/>
+                <w:bCs/>
+                <w:sz w:val="19"/>
+                <w:szCs w:val="19"/>
+              </w:rPr>
+              <w:t>Live Render Backend Web API</w:t>
+            </w:r>
+          </w:p>
+        </w:tc>
+        <w:tc>
+          <w:tcPr>
+            <w:tcW w:w="3401" w:type="pct"/>
+            <w:shd w:val="clear" w:color="auto" w:fill="FFFFFF"/>
+            <w:tcMar>
+              <w:top w:w="100" w:type="dxa"/>
+              <w:left w:w="150" w:type="dxa"/>
+              <w:bottom w:w="100" w:type="dxa"/>
+              <w:right w:w="150" w:type="dxa"/>
+            </w:tcMar>
+          </w:tcPr>
+          <w:p>
+            <w:r>
+              <w:rPr>
+                <w:color w:val="1E3A8A"/>
+                <w:sz w:val="19"/>
+                <w:szCs w:val="19"/>
+              </w:rPr>
+              <w:t>https://tasktrack-api-qe180136.onrender.com</w:t>
+            </w:r>
+          </w:p>
+        </w:tc>
+      </w:tr>
+      <w:tr>
+        <w:tc>
+          <w:tcPr>
+            <w:tcW w:w="1599" w:type="pct"/>
+            <w:shd w:val="clear" w:color="auto" w:fill="FFFFFF"/>
+            <w:tcMar>
+              <w:top w:w="100" w:type="dxa"/>
+              <w:left w:w="150" w:type="dxa"/>
+              <w:bottom w:w="100" w:type="dxa"/>
+              <w:right w:w="150" w:type="dxa"/>
+            </w:tcMar>
+          </w:tcPr>
+          <w:p>
+            <w:r>
+              <w:rPr>
+                <w:b/>
+                <w:bCs/>
+                <w:sz w:val="19"/>
+                <w:szCs w:val="19"/>
+              </w:rPr>
+              <w:t>Live Swagger UI Documentation</w:t>
+            </w:r>
+          </w:p>
+        </w:tc>
+        <w:tc>
+          <w:tcPr>
+            <w:tcW w:w="3401" w:type="pct"/>
+            <w:shd w:val="clear" w:color="auto" w:fill="FFFFFF"/>
+            <w:tcMar>
+              <w:top w:w="100" w:type="dxa"/>
+              <w:left w:w="150" w:type="dxa"/>
+              <w:bottom w:w="100" w:type="dxa"/>
+              <w:right w:w="150" w:type="dxa"/>
+            </w:tcMar>
+          </w:tcPr>
+          <w:p>
+            <w:r>
+              <w:rPr>
+                <w:b/>
+                <w:bCs/>
+                <w:color w:val="1E3A8A"/>
+                <w:sz w:val="19"/>
+                <w:szCs w:val="19"/>
+              </w:rPr>
+              <w:t>https://tasktrack-api-qe180136.onrender.com/swagger/index.html</w:t>
+            </w:r>
+          </w:p>
+        </w:tc>
+      </w:tr>
+      <w:tr>
+        <w:tc>
+          <w:tcPr>
+            <w:tcW w:w="1599" w:type="pct"/>
+            <w:shd w:val="clear" w:color="auto" w:fill="FFFFFF"/>
+            <w:tcMar>
+              <w:top w:w="100" w:type="dxa"/>
+              <w:left w:w="150" w:type="dxa"/>
+              <w:bottom w:w="100" w:type="dxa"/>
+              <w:right w:w="150" w:type="dxa"/>
+            </w:tcMar>
+          </w:tcPr>
+          <w:p>
+            <w:r>
+              <w:rPr>
+                <w:b/>
+                <w:bCs/>
+                <w:sz w:val="19"/>
+                <w:szCs w:val="19"/>
+              </w:rPr>
+              <w:t>Live Vercel Frontend Web App</w:t>
+            </w:r>
+          </w:p>
+        </w:tc>
+        <w:tc>
+          <w:tcPr>
+            <w:tcW w:w="3401" w:type="pct"/>
+            <w:shd w:val="clear" w:color="auto" w:fill="FFFFFF"/>
+            <w:tcMar>
+              <w:top w:w="100" w:type="dxa"/>
+              <w:left w:w="150" w:type="dxa"/>
+              <w:bottom w:w="100" w:type="dxa"/>
+              <w:right w:w="150" w:type="dxa"/>
+            </w:tcMar>
+          </w:tcPr>
+          <w:p>
+            <w:r>
+              <w:rPr>
+                <w:b/>
+                <w:bCs/>
+                <w:color w:val="1E3A8A"/>
+                <w:sz w:val="19"/>
+                <w:szCs w:val="19"/>
+              </w:rPr>
+              <w:t>https://taskminder-qe180136.vercel.app</w:t>
+            </w:r>
+          </w:p>
+        </w:tc>
+      </w:tr>
+    </w:tbl>
+    <w:p>
+      <w:pPr>
+        <w:spacing w:before="240" w:after="100"/>
+      </w:pPr>
+    </w:p>
+    <w:p>
+      <w:pPr>
+        <w:rPr>
+          <w:b/>
+          <w:bCs/>
+          <w:color w:val="1E3A8A"/>
           <w:sz w:val="28"/>
-        </w:rPr>
-        <w:t>REQUIRED SUBMISSION LINKS</w:t>
-      </w:r>
-    </w:p>
-    <w:p>
-      <w:pPr>
-        <w:spacing w:after="120"/>
-        <w:rPr>
-          <w:b/>
-          <w:color w:val="0F172A"/>
-          <w:sz w:val="22"/>
-          <w:lang w:val="en-US"/>
-        </w:rPr>
-      </w:pPr>
-      <w:r>
-        <w:rPr>
-          <w:b/>
-          <w:color w:val="0F172A"/>
-          <w:sz w:val="22"/>
-        </w:rPr>
-        <w:t>Backend GitHub Repository:</w:t>
-      </w:r>
-    </w:p>
-    <w:p>
-      <w:pPr>
-        <w:spacing w:after="120"/>
-      </w:pPr>
-      <w:r>
-        <w:rPr>
-          <w:color w:val="2563EB"/>
-          <w:sz w:val="22"/>
-          <w:u w:val="single"/>
-        </w:rPr>
-        <w:t>https://github.com/phunvqe180136/AS1_PRN232_Fa26</w:t>
-      </w:r>
-    </w:p>
-    <w:p>
-      <w:pPr>
-        <w:spacing w:after="120"/>
-        <w:rPr>
-          <w:b/>
-          <w:color w:val="0F172A"/>
-          <w:sz w:val="22"/>
-          <w:lang w:val="en-US"/>
-        </w:rPr>
-      </w:pPr>
-      <w:r>
-        <w:rPr>
-          <w:b/>
-          <w:color w:val="0F172A"/>
-          <w:sz w:val="22"/>
-        </w:rPr>
-        <w:t>Frontend GitHub Repository:</w:t>
-      </w:r>
-    </w:p>
-    <w:p>
-      <w:pPr>
-        <w:spacing w:after="120"/>
-      </w:pPr>
-      <w:r>
-        <w:rPr>
-          <w:color w:val="2563EB"/>
-          <w:sz w:val="22"/>
-          <w:u w:val="single"/>
-        </w:rPr>
-        <w:t>https://github.com/phunvqe180136/AS1_PRN232_Fa26</w:t>
-      </w:r>
-    </w:p>
-    <w:p>
-      <w:pPr>
-        <w:spacing w:after="120"/>
-        <w:rPr>
-          <w:b/>
-          <w:color w:val="0F172A"/>
-          <w:sz w:val="22"/>
-          <w:lang w:val="en-US"/>
-        </w:rPr>
-      </w:pPr>
-      <w:r>
-        <w:rPr>
-          <w:b/>
-          <w:color w:val="0F172A"/>
-          <w:sz w:val="22"/>
-        </w:rPr>
-        <w:t>Live Render Backend API Base URL:</w:t>
-      </w:r>
-    </w:p>
-    <w:p>
-      <w:pPr>
-        <w:spacing w:after="120"/>
-      </w:pPr>
-      <w:r>
-        <w:rPr>
-          <w:color w:val="2563EB"/>
-          <w:sz w:val="22"/>
-          <w:u w:val="single"/>
-        </w:rPr>
-        <w:t>https://tasktrack-api-qe180136.onrender.com</w:t>
-      </w:r>
-    </w:p>
-    <w:p>
-      <w:pPr>
-        <w:spacing w:after="120"/>
-        <w:rPr>
-          <w:b/>
-          <w:color w:val="0F172A"/>
-          <w:sz w:val="22"/>
-          <w:lang w:val="en-US"/>
-        </w:rPr>
-      </w:pPr>
-      <w:r>
-        <w:rPr>
-          <w:b/>
-          <w:color w:val="0F172A"/>
-          <w:sz w:val="22"/>
-        </w:rPr>
-        <w:t>Live Swagger UI Documentation:</w:t>
-      </w:r>
-    </w:p>
-    <w:p>
-      <w:pPr>
-        <w:spacing w:after="120"/>
-      </w:pPr>
-      <w:r>
-        <w:rPr>
-          <w:color w:val="2563EB"/>
-          <w:sz w:val="22"/>
-          <w:u w:val="single"/>
-        </w:rPr>
-        <w:t>https://tasktrack-api-qe180136.onrender.com/index.html</w:t>
-      </w:r>
-    </w:p>
-    <w:p>
-      <w:pPr>
-        <w:spacing w:after="240"/>
-        <w:rPr>
-          <w:b/>
-          <w:color w:val="0F172A"/>
-          <w:sz w:val="22"/>
-          <w:lang w:val="en-US"/>
-        </w:rPr>
-      </w:pPr>
-      <w:r>
-        <w:rPr>
-          <w:b/>
-          <w:color w:val="0F172A"/>
-          <w:sz w:val="22"/>
-        </w:rPr>
-        <w:t>Live Vercel Frontend Application:</w:t>
-      </w:r>
-    </w:p>
-    <w:p>
-      <w:pPr>
-        <w:spacing w:after="240"/>
-        <w:rPr>
-          <w:b/>
-          <w:color w:val="0F172A"/>
-          <w:sz w:val="22"/>
-          <w:lang w:val="en-US"/>
-        </w:rPr>
-      </w:pPr>
-      <w:r>
-        <w:rPr>
-          <w:color w:val="2563EB"/>
-          <w:sz w:val="22"/>
-          <w:u w:val="single"/>
-        </w:rPr>
-        <w:t>https://taskminder-qe180136.vercel.app/</w:t>
-      </w:r>
-    </w:p>
-    <w:p>
-      <w:pPr>
-        <w:spacing w:after="120"/>
-      </w:pPr>
-      <w:r>
-        <w:rPr>
-          <w:color w:val="334155"/>
-          <w:sz w:val="22"/>
-        </w:rPr>
-        <w:t>• Known Issues: None. All public endpoints and Next.js frontend pages have been verified and connected to Render PostgreSQL backend. CORS is enabled for Vercel deployment.</w:t>
+          <w:szCs w:val="28"/>
+        </w:rPr>
+      </w:pPr>
+      <w:r>
+        <w:rPr>
+          <w:b/>
+          <w:bCs/>
+          <w:color w:val="1E3A8A"/>
+          <w:sz w:val="28"/>
+          <w:szCs w:val="28"/>
+        </w:rPr>
+        <w:br w:type="page"/>
+      </w:r>
+    </w:p>
+    <w:p>
+      <w:pPr>
+        <w:spacing w:before="360" w:after="120"/>
+      </w:pPr>
+      <w:r>
+        <w:rPr>
+          <w:b/>
+          <w:bCs/>
+          <w:color w:val="1E3A8A"/>
+          <w:sz w:val="28"/>
+          <w:szCs w:val="28"/>
+        </w:rPr>
+        <w:lastRenderedPageBreak/>
+        <w:t>2. Test Credentials (Grading Verification)</w:t>
+      </w:r>
+    </w:p>
+    <w:p>
+      <w:pPr>
+        <w:spacing w:before="60" w:after="60"/>
+      </w:pPr>
+      <w:r>
+        <w:t>Per assignment specification, both test accounts are active and functional at submission time. The Admin account was seeded directly into PostgreSQL via migration/seed, while the Staff account was registered via POST /api/auth/register. Both credentials can also be populated with 1-click test buttons directly on the live /login page.</w:t>
+      </w:r>
+    </w:p>
+    <w:p>
+      <w:pPr>
+        <w:spacing w:before="80" w:after="80"/>
+      </w:pPr>
+    </w:p>
+    <w:tbl>
+      <w:tblPr>
+        <w:tblW w:w="5000" w:type="pct"/>
+        <w:tblBorders>
+          <w:top w:val="single" w:sz="4" w:space="0" w:color="CBD5E1"/>
+          <w:left w:val="single" w:sz="4" w:space="0" w:color="CBD5E1"/>
+          <w:bottom w:val="single" w:sz="4" w:space="0" w:color="CBD5E1"/>
+          <w:right w:val="single" w:sz="4" w:space="0" w:color="CBD5E1"/>
+          <w:insideH w:val="single" w:sz="4" w:space="0" w:color="CBD5E1"/>
+          <w:insideV w:val="single" w:sz="4" w:space="0" w:color="CBD5E1"/>
+        </w:tblBorders>
+        <w:tblLook w:val="04A0" w:firstRow="1" w:lastRow="0" w:firstColumn="1" w:lastColumn="0" w:noHBand="0" w:noVBand="1"/>
+      </w:tblPr>
+      <w:tblGrid>
+        <w:gridCol w:w="2094"/>
+        <w:gridCol w:w="3084"/>
+        <w:gridCol w:w="2095"/>
+        <w:gridCol w:w="2623"/>
+      </w:tblGrid>
+      <w:tr>
+        <w:tc>
+          <w:tcPr>
+            <w:tcW w:w="1100" w:type="pct"/>
+            <w:shd w:val="clear" w:color="auto" w:fill="1E293B"/>
+            <w:tcMar>
+              <w:top w:w="120" w:type="dxa"/>
+              <w:left w:w="150" w:type="dxa"/>
+              <w:bottom w:w="120" w:type="dxa"/>
+              <w:right w:w="150" w:type="dxa"/>
+            </w:tcMar>
+          </w:tcPr>
+          <w:p>
+            <w:r>
+              <w:rPr>
+                <w:b/>
+                <w:bCs/>
+                <w:color w:val="FFFFFF"/>
+                <w:sz w:val="20"/>
+                <w:szCs w:val="20"/>
+              </w:rPr>
+              <w:t>Account Type</w:t>
+            </w:r>
+          </w:p>
+        </w:tc>
+        <w:tc>
+          <w:tcPr>
+            <w:tcW w:w="1600" w:type="pct"/>
+            <w:shd w:val="clear" w:color="auto" w:fill="1E293B"/>
+            <w:tcMar>
+              <w:top w:w="120" w:type="dxa"/>
+              <w:left w:w="150" w:type="dxa"/>
+              <w:bottom w:w="120" w:type="dxa"/>
+              <w:right w:w="150" w:type="dxa"/>
+            </w:tcMar>
+          </w:tcPr>
+          <w:p>
+            <w:r>
+              <w:rPr>
+                <w:b/>
+                <w:bCs/>
+                <w:color w:val="FFFFFF"/>
+                <w:sz w:val="20"/>
+                <w:szCs w:val="20"/>
+              </w:rPr>
+              <w:t>Email</w:t>
+            </w:r>
+          </w:p>
+        </w:tc>
+        <w:tc>
+          <w:tcPr>
+            <w:tcW w:w="1100" w:type="pct"/>
+            <w:shd w:val="clear" w:color="auto" w:fill="1E293B"/>
+            <w:tcMar>
+              <w:top w:w="120" w:type="dxa"/>
+              <w:left w:w="150" w:type="dxa"/>
+              <w:bottom w:w="120" w:type="dxa"/>
+              <w:right w:w="150" w:type="dxa"/>
+            </w:tcMar>
+          </w:tcPr>
+          <w:p>
+            <w:r>
+              <w:rPr>
+                <w:b/>
+                <w:bCs/>
+                <w:color w:val="FFFFFF"/>
+                <w:sz w:val="20"/>
+                <w:szCs w:val="20"/>
+              </w:rPr>
+              <w:t>Password</w:t>
+            </w:r>
+          </w:p>
+        </w:tc>
+        <w:tc>
+          <w:tcPr>
+            <w:tcW w:w="1200" w:type="pct"/>
+            <w:shd w:val="clear" w:color="auto" w:fill="1E293B"/>
+            <w:tcMar>
+              <w:top w:w="120" w:type="dxa"/>
+              <w:left w:w="150" w:type="dxa"/>
+              <w:bottom w:w="120" w:type="dxa"/>
+              <w:right w:w="150" w:type="dxa"/>
+            </w:tcMar>
+          </w:tcPr>
+          <w:p>
+            <w:r>
+              <w:rPr>
+                <w:b/>
+                <w:bCs/>
+                <w:color w:val="FFFFFF"/>
+                <w:sz w:val="20"/>
+                <w:szCs w:val="20"/>
+              </w:rPr>
+              <w:t>Role &amp; Permissions</w:t>
+            </w:r>
+          </w:p>
+        </w:tc>
+      </w:tr>
+      <w:tr>
+        <w:tc>
+          <w:tcPr>
+            <w:tcW w:w="1100" w:type="pct"/>
+            <w:shd w:val="clear" w:color="auto" w:fill="F8FAFC"/>
+            <w:tcMar>
+              <w:top w:w="100" w:type="dxa"/>
+              <w:left w:w="150" w:type="dxa"/>
+              <w:bottom w:w="100" w:type="dxa"/>
+              <w:right w:w="150" w:type="dxa"/>
+            </w:tcMar>
+          </w:tcPr>
+          <w:p>
+            <w:r>
+              <w:rPr>
+                <w:b/>
+                <w:bCs/>
+                <w:color w:val="1E3A8A"/>
+                <w:sz w:val="19"/>
+                <w:szCs w:val="19"/>
+              </w:rPr>
+              <w:t>Admin Account (Seeded directly in DB)</w:t>
+            </w:r>
+          </w:p>
+        </w:tc>
+        <w:tc>
+          <w:tcPr>
+            <w:tcW w:w="1600" w:type="pct"/>
+            <w:shd w:val="clear" w:color="auto" w:fill="FFFFFF"/>
+            <w:tcMar>
+              <w:top w:w="100" w:type="dxa"/>
+              <w:left w:w="150" w:type="dxa"/>
+              <w:bottom w:w="100" w:type="dxa"/>
+              <w:right w:w="150" w:type="dxa"/>
+            </w:tcMar>
+          </w:tcPr>
+          <w:p>
+            <w:r>
+              <w:rPr>
+                <w:b/>
+                <w:bCs/>
+                <w:sz w:val="19"/>
+                <w:szCs w:val="19"/>
+              </w:rPr>
+              <w:t>admin@tasktrack.com</w:t>
+            </w:r>
+          </w:p>
+        </w:tc>
+        <w:tc>
+          <w:tcPr>
+            <w:tcW w:w="1100" w:type="pct"/>
+            <w:shd w:val="clear" w:color="auto" w:fill="FFFFFF"/>
+            <w:tcMar>
+              <w:top w:w="100" w:type="dxa"/>
+              <w:left w:w="150" w:type="dxa"/>
+              <w:bottom w:w="100" w:type="dxa"/>
+              <w:right w:w="150" w:type="dxa"/>
+            </w:tcMar>
+          </w:tcPr>
+          <w:p>
+            <w:r>
+              <w:rPr>
+                <w:b/>
+                <w:bCs/>
+                <w:sz w:val="19"/>
+                <w:szCs w:val="19"/>
+              </w:rPr>
+              <w:t>Admin@123</w:t>
+            </w:r>
+          </w:p>
+        </w:tc>
+        <w:tc>
+          <w:tcPr>
+            <w:tcW w:w="1200" w:type="pct"/>
+            <w:shd w:val="clear" w:color="auto" w:fill="FFFBEB"/>
+            <w:tcMar>
+              <w:top w:w="100" w:type="dxa"/>
+              <w:left w:w="150" w:type="dxa"/>
+              <w:bottom w:w="100" w:type="dxa"/>
+              <w:right w:w="150" w:type="dxa"/>
+            </w:tcMar>
+          </w:tcPr>
+          <w:p>
+            <w:r>
+              <w:rPr>
+                <w:color w:val="92400E"/>
+                <w:sz w:val="19"/>
+                <w:szCs w:val="19"/>
+              </w:rPr>
+              <w:t>Role 1 (Admin) — Full Write + Accounts Control (/admin/accounts)</w:t>
+            </w:r>
+          </w:p>
+        </w:tc>
+      </w:tr>
+      <w:tr>
+        <w:tc>
+          <w:tcPr>
+            <w:tcW w:w="1100" w:type="pct"/>
+            <w:shd w:val="clear" w:color="auto" w:fill="F8FAFC"/>
+            <w:tcMar>
+              <w:top w:w="100" w:type="dxa"/>
+              <w:left w:w="150" w:type="dxa"/>
+              <w:bottom w:w="100" w:type="dxa"/>
+              <w:right w:w="150" w:type="dxa"/>
+            </w:tcMar>
+          </w:tcPr>
+          <w:p>
+            <w:r>
+              <w:rPr>
+                <w:b/>
+                <w:bCs/>
+                <w:color w:val="4F46E5"/>
+                <w:sz w:val="19"/>
+                <w:szCs w:val="19"/>
+              </w:rPr>
+              <w:t>Staff Account (Created via Register API)</w:t>
+            </w:r>
+          </w:p>
+        </w:tc>
+        <w:tc>
+          <w:tcPr>
+            <w:tcW w:w="1600" w:type="pct"/>
+            <w:shd w:val="clear" w:color="auto" w:fill="FFFFFF"/>
+            <w:tcMar>
+              <w:top w:w="100" w:type="dxa"/>
+              <w:left w:w="150" w:type="dxa"/>
+              <w:bottom w:w="100" w:type="dxa"/>
+              <w:right w:w="150" w:type="dxa"/>
+            </w:tcMar>
+          </w:tcPr>
+          <w:p>
+            <w:r>
+              <w:rPr>
+                <w:b/>
+                <w:bCs/>
+                <w:sz w:val="19"/>
+                <w:szCs w:val="19"/>
+              </w:rPr>
+              <w:t>staff@tasktrack.com</w:t>
+            </w:r>
+          </w:p>
+        </w:tc>
+        <w:tc>
+          <w:tcPr>
+            <w:tcW w:w="1100" w:type="pct"/>
+            <w:shd w:val="clear" w:color="auto" w:fill="FFFFFF"/>
+            <w:tcMar>
+              <w:top w:w="100" w:type="dxa"/>
+              <w:left w:w="150" w:type="dxa"/>
+              <w:bottom w:w="100" w:type="dxa"/>
+              <w:right w:w="150" w:type="dxa"/>
+            </w:tcMar>
+          </w:tcPr>
+          <w:p>
+            <w:r>
+              <w:rPr>
+                <w:b/>
+                <w:bCs/>
+                <w:sz w:val="19"/>
+                <w:szCs w:val="19"/>
+              </w:rPr>
+              <w:t>Staff@123</w:t>
+            </w:r>
+          </w:p>
+        </w:tc>
+        <w:tc>
+          <w:tcPr>
+            <w:tcW w:w="1200" w:type="pct"/>
+            <w:shd w:val="clear" w:color="auto" w:fill="ECFDF5"/>
+            <w:tcMar>
+              <w:top w:w="100" w:type="dxa"/>
+              <w:left w:w="150" w:type="dxa"/>
+              <w:bottom w:w="100" w:type="dxa"/>
+              <w:right w:w="150" w:type="dxa"/>
+            </w:tcMar>
+          </w:tcPr>
+          <w:p>
+            <w:r>
+              <w:rPr>
+                <w:color w:val="065F46"/>
+                <w:sz w:val="19"/>
+                <w:szCs w:val="19"/>
+              </w:rPr>
+              <w:t>Role 0 (Staff) — Standard Write on Depts/Projects/Tasks/Tags. 403 on Accounts</w:t>
+            </w:r>
+          </w:p>
+        </w:tc>
+      </w:tr>
+    </w:tbl>
+    <w:p>
+      <w:pPr>
+        <w:spacing w:before="200" w:after="80"/>
+      </w:pPr>
+      <w:r>
+        <w:rPr>
+          <w:b/>
+          <w:bCs/>
+          <w:color w:val="4F46E5"/>
+          <w:sz w:val="23"/>
+          <w:szCs w:val="23"/>
+        </w:rPr>
+        <w:t>Additional Test Accounts Seeded in Database (5x Data Expansion)</w:t>
+      </w:r>
+    </w:p>
+    <w:p>
+      <w:pPr>
+        <w:spacing w:before="60" w:after="60"/>
+      </w:pPr>
+      <w:r>
+        <w:t>To demonstrate large-scale collaborative workload and role filtering, 4 additional accounts were seeded into PostgreSQL:</w:t>
+      </w:r>
+    </w:p>
+    <w:p>
+      <w:pPr>
+        <w:spacing w:before="40" w:after="40"/>
+        <w:ind w:left="240"/>
+      </w:pPr>
+      <w:r>
+        <w:rPr>
+          <w:b/>
+          <w:bCs/>
+          <w:color w:val="1E3A8A"/>
+          <w:sz w:val="20"/>
+          <w:szCs w:val="20"/>
+        </w:rPr>
+        <w:t xml:space="preserve">• Account #3: </w:t>
+      </w:r>
+      <w:r>
+        <w:rPr>
+          <w:sz w:val="20"/>
+          <w:szCs w:val="20"/>
+        </w:rPr>
+        <w:t>manager@tasktrack.com | Password: Manager@123 (Role: Staff / Project Manager)</w:t>
+      </w:r>
+    </w:p>
+    <w:p>
+      <w:pPr>
+        <w:spacing w:before="40" w:after="40"/>
+        <w:ind w:left="240"/>
+      </w:pPr>
+      <w:r>
+        <w:rPr>
+          <w:b/>
+          <w:bCs/>
+          <w:color w:val="1E3A8A"/>
+          <w:sz w:val="20"/>
+          <w:szCs w:val="20"/>
+        </w:rPr>
+        <w:t xml:space="preserve">• Account #4: </w:t>
+      </w:r>
+      <w:r>
+        <w:rPr>
+          <w:sz w:val="20"/>
+          <w:szCs w:val="20"/>
+        </w:rPr>
+        <w:t>developer@tasktrack.com | Password: Dev@123 (Role: Staff / Senior Developer)</w:t>
+      </w:r>
+    </w:p>
+    <w:p>
+      <w:pPr>
+        <w:spacing w:before="40" w:after="40"/>
+        <w:ind w:left="240"/>
+      </w:pPr>
+      <w:r>
+        <w:rPr>
+          <w:b/>
+          <w:bCs/>
+          <w:color w:val="1E3A8A"/>
+          <w:sz w:val="20"/>
+          <w:szCs w:val="20"/>
+        </w:rPr>
+        <w:t xml:space="preserve">• Account #5: </w:t>
+      </w:r>
+      <w:r>
+        <w:rPr>
+          <w:sz w:val="20"/>
+          <w:szCs w:val="20"/>
+        </w:rPr>
+        <w:t>qa@tasktrack.com | Password: Qa@123 (Role: Staff / Lead QA Engineer)</w:t>
+      </w:r>
+    </w:p>
+    <w:p>
+      <w:pPr>
+        <w:spacing w:before="40" w:after="40"/>
+        <w:ind w:left="240"/>
+      </w:pPr>
+      <w:r>
+        <w:rPr>
+          <w:b/>
+          <w:bCs/>
+          <w:color w:val="1E3A8A"/>
+          <w:sz w:val="20"/>
+          <w:szCs w:val="20"/>
+        </w:rPr>
+        <w:t xml:space="preserve">• Account #6: </w:t>
+      </w:r>
+      <w:r>
+        <w:rPr>
+          <w:sz w:val="20"/>
+          <w:szCs w:val="20"/>
+        </w:rPr>
+        <w:t>lead@tasktrack.com | Password: Lead@123 (Role: Admin / System Architect)</w:t>
+      </w:r>
+    </w:p>
+    <w:p>
+      <w:pPr>
+        <w:spacing w:before="240" w:after="100"/>
+      </w:pPr>
+    </w:p>
+    <w:p>
+      <w:pPr>
+        <w:rPr>
+          <w:b/>
+          <w:bCs/>
+          <w:color w:val="1E3A8A"/>
+          <w:sz w:val="28"/>
+          <w:szCs w:val="28"/>
+        </w:rPr>
+      </w:pPr>
+      <w:r>
+        <w:rPr>
+          <w:b/>
+          <w:bCs/>
+          <w:color w:val="1E3A8A"/>
+          <w:sz w:val="28"/>
+          <w:szCs w:val="28"/>
+        </w:rPr>
+        <w:br w:type="page"/>
+      </w:r>
+    </w:p>
+    <w:p>
+      <w:pPr>
+        <w:spacing w:before="360" w:after="120"/>
+      </w:pPr>
+      <w:r>
+        <w:rPr>
+          <w:b/>
+          <w:bCs/>
+          <w:color w:val="1E3A8A"/>
+          <w:sz w:val="28"/>
+          <w:szCs w:val="28"/>
+        </w:rPr>
+        <w:lastRenderedPageBreak/>
+        <w:t>3. Authentication &amp; Protected Management Architecture</w:t>
+      </w:r>
+    </w:p>
+    <w:p>
+      <w:pPr>
+        <w:spacing w:before="200" w:after="80"/>
+      </w:pPr>
+      <w:r>
+        <w:rPr>
+          <w:b/>
+          <w:bCs/>
+          <w:color w:val="4F46E5"/>
+          <w:sz w:val="23"/>
+          <w:szCs w:val="23"/>
+        </w:rPr>
+        <w:t>3.1 Database: SystemAccount Table Schema</w:t>
+      </w:r>
+    </w:p>
+    <w:p>
+      <w:pPr>
+        <w:spacing w:before="40" w:after="40"/>
+        <w:ind w:left="240"/>
+      </w:pPr>
+      <w:r>
+        <w:rPr>
+          <w:b/>
+          <w:bCs/>
+          <w:color w:val="1E3A8A"/>
+          <w:sz w:val="20"/>
+          <w:szCs w:val="20"/>
+        </w:rPr>
+        <w:t xml:space="preserve">• Columns: </w:t>
+      </w:r>
+      <w:r>
+        <w:rPr>
+          <w:sz w:val="20"/>
+          <w:szCs w:val="20"/>
+        </w:rPr>
+        <w:t>AccountID (PK, SERIAL), FullName (VARCHAR 100, NOT NULL), Email (VARCHAR 100, UNIQUE, NOT NULL), PasswordHash (VARCHAR 255, NOT NULL), Role (INT, 0=Staff, 1=Admin), RefreshToken (VARCHAR 255), RefreshTokenExpiryTime (TIMESTAMP), CreatedDate (TIMESTAMP DEFAULT NOW()).</w:t>
+      </w:r>
+    </w:p>
+    <w:p>
+      <w:pPr>
+        <w:spacing w:before="40" w:after="40"/>
+        <w:ind w:left="240"/>
+      </w:pPr>
+      <w:r>
+        <w:rPr>
+          <w:b/>
+          <w:bCs/>
+          <w:color w:val="1E3A8A"/>
+          <w:sz w:val="20"/>
+          <w:szCs w:val="20"/>
+        </w:rPr>
+        <w:t xml:space="preserve">• Password Storage: </w:t>
+      </w:r>
+      <w:r>
+        <w:rPr>
+          <w:sz w:val="20"/>
+          <w:szCs w:val="20"/>
+        </w:rPr>
+        <w:t>Passwords are never stored in plaintext. Hashing is performed using BCrypt.Net-Next with high work-factor (11 rounds), delivering industry-standard protection against dictionary and rainbow table attacks.</w:t>
+      </w:r>
+    </w:p>
+    <w:p>
+      <w:pPr>
+        <w:spacing w:before="200" w:after="80"/>
+      </w:pPr>
+      <w:r>
+        <w:rPr>
+          <w:b/>
+          <w:bCs/>
+          <w:color w:val="4F46E5"/>
+          <w:sz w:val="23"/>
+          <w:szCs w:val="23"/>
+        </w:rPr>
+        <w:t>3.2 JWT Bearer Token Specification</w:t>
+      </w:r>
+    </w:p>
+    <w:p>
+      <w:pPr>
+        <w:spacing w:before="40" w:after="40"/>
+        <w:ind w:left="240"/>
+      </w:pPr>
+      <w:r>
+        <w:rPr>
+          <w:b/>
+          <w:bCs/>
+          <w:color w:val="1E3A8A"/>
+          <w:sz w:val="20"/>
+          <w:szCs w:val="20"/>
+        </w:rPr>
+        <w:t xml:space="preserve">• Security: </w:t>
+      </w:r>
+      <w:r>
+        <w:rPr>
+          <w:sz w:val="20"/>
+          <w:szCs w:val="20"/>
+        </w:rPr>
+        <w:t>Secret is loaded strictly from environment variable JWT_SECRET on Render and appsettings.json in development. Never hardcoded.</w:t>
+      </w:r>
+    </w:p>
+    <w:p>
+      <w:pPr>
+        <w:spacing w:before="40" w:after="40"/>
+        <w:ind w:left="240"/>
+      </w:pPr>
+      <w:r>
+        <w:rPr>
+          <w:b/>
+          <w:bCs/>
+          <w:color w:val="1E3A8A"/>
+          <w:sz w:val="20"/>
+          <w:szCs w:val="20"/>
+        </w:rPr>
+        <w:t xml:space="preserve">• Token Payload: </w:t>
+      </w:r>
+      <w:r>
+        <w:rPr>
+          <w:sz w:val="20"/>
+          <w:szCs w:val="20"/>
+        </w:rPr>
+        <w:t>Payload includes ClaimTypes.NameIdentifier (AccountID), ClaimTypes.Email (Email), ClaimTypes.Role ("Admin" or "Staff"), and exp.</w:t>
+      </w:r>
+    </w:p>
+    <w:p>
+      <w:pPr>
+        <w:spacing w:before="40" w:after="40"/>
+        <w:ind w:left="240"/>
+      </w:pPr>
+      <w:r>
+        <w:rPr>
+          <w:b/>
+          <w:bCs/>
+          <w:color w:val="1E3A8A"/>
+          <w:sz w:val="20"/>
+          <w:szCs w:val="20"/>
+        </w:rPr>
+        <w:t xml:space="preserve">• Expiration: </w:t>
+      </w:r>
+      <w:r>
+        <w:rPr>
+          <w:sz w:val="20"/>
+          <w:szCs w:val="20"/>
+        </w:rPr>
+        <w:t>Token expires in 24 hours. Token expiry is actively inspected by frontend interceptors.</w:t>
+      </w:r>
+    </w:p>
+    <w:p>
+      <w:pPr>
+        <w:spacing w:before="200" w:after="80"/>
+      </w:pPr>
+      <w:r>
+        <w:rPr>
+          <w:b/>
+          <w:bCs/>
+          <w:color w:val="4F46E5"/>
+          <w:sz w:val="23"/>
+          <w:szCs w:val="23"/>
+        </w:rPr>
+        <w:t>3.3 API Authorization Matrix</w:t>
+      </w:r>
+    </w:p>
+    <w:tbl>
+      <w:tblPr>
+        <w:tblW w:w="5000" w:type="pct"/>
+        <w:tblBorders>
+          <w:top w:val="single" w:sz="4" w:space="0" w:color="CBD5E1"/>
+          <w:left w:val="single" w:sz="4" w:space="0" w:color="CBD5E1"/>
+          <w:bottom w:val="single" w:sz="4" w:space="0" w:color="CBD5E1"/>
+          <w:right w:val="single" w:sz="4" w:space="0" w:color="CBD5E1"/>
+          <w:insideH w:val="single" w:sz="4" w:space="0" w:color="CBD5E1"/>
+          <w:insideV w:val="single" w:sz="4" w:space="0" w:color="CBD5E1"/>
+        </w:tblBorders>
+        <w:tblLook w:val="04A0" w:firstRow="1" w:lastRow="0" w:firstColumn="1" w:lastColumn="0" w:noHBand="0" w:noVBand="1"/>
+      </w:tblPr>
+      <w:tblGrid>
+        <w:gridCol w:w="3365"/>
+        <w:gridCol w:w="1979"/>
+        <w:gridCol w:w="2573"/>
+        <w:gridCol w:w="1979"/>
+      </w:tblGrid>
+      <w:tr>
+        <w:tc>
+          <w:tcPr>
+            <w:tcW w:w="1700" w:type="pct"/>
+            <w:shd w:val="clear" w:color="auto" w:fill="1E293B"/>
+            <w:tcMar>
+              <w:top w:w="120" w:type="dxa"/>
+              <w:left w:w="150" w:type="dxa"/>
+              <w:bottom w:w="120" w:type="dxa"/>
+              <w:right w:w="150" w:type="dxa"/>
+            </w:tcMar>
+          </w:tcPr>
+          <w:p>
+            <w:r>
+              <w:rPr>
+                <w:b/>
+                <w:bCs/>
+                <w:color w:val="FFFFFF"/>
+                <w:sz w:val="20"/>
+                <w:szCs w:val="20"/>
+              </w:rPr>
+              <w:t>Endpoint Path</w:t>
+            </w:r>
+          </w:p>
+        </w:tc>
+        <w:tc>
+          <w:tcPr>
+            <w:tcW w:w="1000" w:type="pct"/>
+            <w:shd w:val="clear" w:color="auto" w:fill="1E293B"/>
+            <w:tcMar>
+              <w:top w:w="120" w:type="dxa"/>
+              <w:left w:w="150" w:type="dxa"/>
+              <w:bottom w:w="120" w:type="dxa"/>
+              <w:right w:w="150" w:type="dxa"/>
+            </w:tcMar>
+          </w:tcPr>
+          <w:p>
+            <w:r>
+              <w:rPr>
+                <w:b/>
+                <w:bCs/>
+                <w:color w:val="FFFFFF"/>
+                <w:sz w:val="20"/>
+                <w:szCs w:val="20"/>
+              </w:rPr>
+              <w:t>HTTP Methods</w:t>
+            </w:r>
+          </w:p>
+        </w:tc>
+        <w:tc>
+          <w:tcPr>
+            <w:tcW w:w="1300" w:type="pct"/>
+            <w:shd w:val="clear" w:color="auto" w:fill="1E293B"/>
+            <w:tcMar>
+              <w:top w:w="120" w:type="dxa"/>
+              <w:left w:w="150" w:type="dxa"/>
+              <w:bottom w:w="120" w:type="dxa"/>
+              <w:right w:w="150" w:type="dxa"/>
+            </w:tcMar>
+          </w:tcPr>
+          <w:p>
+            <w:r>
+              <w:rPr>
+                <w:b/>
+                <w:bCs/>
+                <w:color w:val="FFFFFF"/>
+                <w:sz w:val="20"/>
+                <w:szCs w:val="20"/>
+              </w:rPr>
+              <w:t>Access Rule</w:t>
+            </w:r>
+          </w:p>
+        </w:tc>
+        <w:tc>
+          <w:tcPr>
+            <w:tcW w:w="1000" w:type="pct"/>
+            <w:shd w:val="clear" w:color="auto" w:fill="1E293B"/>
+            <w:tcMar>
+              <w:top w:w="120" w:type="dxa"/>
+              <w:left w:w="150" w:type="dxa"/>
+              <w:bottom w:w="120" w:type="dxa"/>
+              <w:right w:w="150" w:type="dxa"/>
+            </w:tcMar>
+          </w:tcPr>
+          <w:p>
+            <w:r>
+              <w:rPr>
+                <w:b/>
+                <w:bCs/>
+                <w:color w:val="FFFFFF"/>
+                <w:sz w:val="20"/>
+                <w:szCs w:val="20"/>
+              </w:rPr>
+              <w:t>Unauthorized Code</w:t>
+            </w:r>
+          </w:p>
+        </w:tc>
+      </w:tr>
+      <w:tr>
+        <w:tc>
+          <w:tcPr>
+            <w:tcW w:w="1700" w:type="pct"/>
+            <w:shd w:val="clear" w:color="auto" w:fill="FFFFFF"/>
+            <w:tcMar>
+              <w:top w:w="100" w:type="dxa"/>
+              <w:left w:w="150" w:type="dxa"/>
+              <w:bottom w:w="100" w:type="dxa"/>
+              <w:right w:w="150" w:type="dxa"/>
+            </w:tcMar>
+          </w:tcPr>
+          <w:p>
+            <w:r>
+              <w:rPr>
+                <w:sz w:val="19"/>
+                <w:szCs w:val="19"/>
+              </w:rPr>
+              <w:t>/api/auth/register, /login, /refresh</w:t>
+            </w:r>
+          </w:p>
+        </w:tc>
+        <w:tc>
+          <w:tcPr>
+            <w:tcW w:w="1000" w:type="pct"/>
+            <w:shd w:val="clear" w:color="auto" w:fill="FFFFFF"/>
+            <w:tcMar>
+              <w:top w:w="100" w:type="dxa"/>
+              <w:left w:w="150" w:type="dxa"/>
+              <w:bottom w:w="100" w:type="dxa"/>
+              <w:right w:w="150" w:type="dxa"/>
+            </w:tcMar>
+          </w:tcPr>
+          <w:p>
+            <w:r>
+              <w:rPr>
+                <w:sz w:val="19"/>
+                <w:szCs w:val="19"/>
+              </w:rPr>
+              <w:t>POST</w:t>
+            </w:r>
+          </w:p>
+        </w:tc>
+        <w:tc>
+          <w:tcPr>
+            <w:tcW w:w="1300" w:type="pct"/>
+            <w:shd w:val="clear" w:color="auto" w:fill="FFFFFF"/>
+            <w:tcMar>
+              <w:top w:w="100" w:type="dxa"/>
+              <w:left w:w="150" w:type="dxa"/>
+              <w:bottom w:w="100" w:type="dxa"/>
+              <w:right w:w="150" w:type="dxa"/>
+            </w:tcMar>
+          </w:tcPr>
+          <w:p>
+            <w:r>
+              <w:rPr>
+                <w:b/>
+                <w:bCs/>
+                <w:color w:val="065F46"/>
+                <w:sz w:val="19"/>
+                <w:szCs w:val="19"/>
+              </w:rPr>
+              <w:t>Public (Anonymous)</w:t>
+            </w:r>
+          </w:p>
+        </w:tc>
+        <w:tc>
+          <w:tcPr>
+            <w:tcW w:w="1000" w:type="pct"/>
+            <w:shd w:val="clear" w:color="auto" w:fill="FFFFFF"/>
+            <w:tcMar>
+              <w:top w:w="100" w:type="dxa"/>
+              <w:left w:w="150" w:type="dxa"/>
+              <w:bottom w:w="100" w:type="dxa"/>
+              <w:right w:w="150" w:type="dxa"/>
+            </w:tcMar>
+          </w:tcPr>
+          <w:p>
+            <w:r>
+              <w:rPr>
+                <w:sz w:val="19"/>
+                <w:szCs w:val="19"/>
+              </w:rPr>
+              <w:t>N/A (Public)</w:t>
+            </w:r>
+          </w:p>
+        </w:tc>
+      </w:tr>
+      <w:tr>
+        <w:tc>
+          <w:tcPr>
+            <w:tcW w:w="1700" w:type="pct"/>
+            <w:shd w:val="clear" w:color="auto" w:fill="FFFFFF"/>
+            <w:tcMar>
+              <w:top w:w="100" w:type="dxa"/>
+              <w:left w:w="150" w:type="dxa"/>
+              <w:bottom w:w="100" w:type="dxa"/>
+              <w:right w:w="150" w:type="dxa"/>
+            </w:tcMar>
+          </w:tcPr>
+          <w:p>
+            <w:r>
+              <w:rPr>
+                <w:sz w:val="19"/>
+                <w:szCs w:val="19"/>
+              </w:rPr>
+              <w:t>/api/departments, /projects, /tasks, /tags</w:t>
+            </w:r>
+          </w:p>
+        </w:tc>
+        <w:tc>
+          <w:tcPr>
+            <w:tcW w:w="1000" w:type="pct"/>
+            <w:shd w:val="clear" w:color="auto" w:fill="FFFFFF"/>
+            <w:tcMar>
+              <w:top w:w="100" w:type="dxa"/>
+              <w:left w:w="150" w:type="dxa"/>
+              <w:bottom w:w="100" w:type="dxa"/>
+              <w:right w:w="150" w:type="dxa"/>
+            </w:tcMar>
+          </w:tcPr>
+          <w:p>
+            <w:r>
+              <w:rPr>
+                <w:sz w:val="19"/>
+                <w:szCs w:val="19"/>
+              </w:rPr>
+              <w:t>GET</w:t>
+            </w:r>
+          </w:p>
+        </w:tc>
+        <w:tc>
+          <w:tcPr>
+            <w:tcW w:w="1300" w:type="pct"/>
+            <w:shd w:val="clear" w:color="auto" w:fill="FFFFFF"/>
+            <w:tcMar>
+              <w:top w:w="100" w:type="dxa"/>
+              <w:left w:w="150" w:type="dxa"/>
+              <w:bottom w:w="100" w:type="dxa"/>
+              <w:right w:w="150" w:type="dxa"/>
+            </w:tcMar>
+          </w:tcPr>
+          <w:p>
+            <w:r>
+              <w:rPr>
+                <w:b/>
+                <w:bCs/>
+                <w:color w:val="065F46"/>
+                <w:sz w:val="19"/>
+                <w:szCs w:val="19"/>
+              </w:rPr>
+              <w:t>Public (Unauthenticated)</w:t>
+            </w:r>
+          </w:p>
+        </w:tc>
+        <w:tc>
+          <w:tcPr>
+            <w:tcW w:w="1000" w:type="pct"/>
+            <w:shd w:val="clear" w:color="auto" w:fill="FFFFFF"/>
+            <w:tcMar>
+              <w:top w:w="100" w:type="dxa"/>
+              <w:left w:w="150" w:type="dxa"/>
+              <w:bottom w:w="100" w:type="dxa"/>
+              <w:right w:w="150" w:type="dxa"/>
+            </w:tcMar>
+          </w:tcPr>
+          <w:p>
+            <w:r>
+              <w:rPr>
+                <w:sz w:val="19"/>
+                <w:szCs w:val="19"/>
+              </w:rPr>
+              <w:t>N/A (Read-only)</w:t>
+            </w:r>
+          </w:p>
+        </w:tc>
+      </w:tr>
+      <w:tr>
+        <w:tc>
+          <w:tcPr>
+            <w:tcW w:w="1700" w:type="pct"/>
+            <w:shd w:val="clear" w:color="auto" w:fill="FFFFFF"/>
+            <w:tcMar>
+              <w:top w:w="100" w:type="dxa"/>
+              <w:left w:w="150" w:type="dxa"/>
+              <w:bottom w:w="100" w:type="dxa"/>
+              <w:right w:w="150" w:type="dxa"/>
+            </w:tcMar>
+          </w:tcPr>
+          <w:p>
+            <w:r>
+              <w:rPr>
+                <w:sz w:val="19"/>
+                <w:szCs w:val="19"/>
+              </w:rPr>
+              <w:t>/api/departments, /projects, /tasks, /tags</w:t>
+            </w:r>
+          </w:p>
+        </w:tc>
+        <w:tc>
+          <w:tcPr>
+            <w:tcW w:w="1000" w:type="pct"/>
+            <w:shd w:val="clear" w:color="auto" w:fill="FFFFFF"/>
+            <w:tcMar>
+              <w:top w:w="100" w:type="dxa"/>
+              <w:left w:w="150" w:type="dxa"/>
+              <w:bottom w:w="100" w:type="dxa"/>
+              <w:right w:w="150" w:type="dxa"/>
+            </w:tcMar>
+          </w:tcPr>
+          <w:p>
+            <w:r>
+              <w:rPr>
+                <w:sz w:val="19"/>
+                <w:szCs w:val="19"/>
+              </w:rPr>
+              <w:t>POST, PUT, DELETE</w:t>
+            </w:r>
+          </w:p>
+        </w:tc>
+        <w:tc>
+          <w:tcPr>
+            <w:tcW w:w="1300" w:type="pct"/>
+            <w:shd w:val="clear" w:color="auto" w:fill="FFFFFF"/>
+            <w:tcMar>
+              <w:top w:w="100" w:type="dxa"/>
+              <w:left w:w="150" w:type="dxa"/>
+              <w:bottom w:w="100" w:type="dxa"/>
+              <w:right w:w="150" w:type="dxa"/>
+            </w:tcMar>
+          </w:tcPr>
+          <w:p>
+            <w:r>
+              <w:rPr>
+                <w:b/>
+                <w:bCs/>
+                <w:color w:val="1E3A8A"/>
+                <w:sz w:val="19"/>
+                <w:szCs w:val="19"/>
+              </w:rPr>
+              <w:t>Authenticated (Staff or Admin)</w:t>
+            </w:r>
+          </w:p>
+        </w:tc>
+        <w:tc>
+          <w:tcPr>
+            <w:tcW w:w="1000" w:type="pct"/>
+            <w:shd w:val="clear" w:color="auto" w:fill="FFFFFF"/>
+            <w:tcMar>
+              <w:top w:w="100" w:type="dxa"/>
+              <w:left w:w="150" w:type="dxa"/>
+              <w:bottom w:w="100" w:type="dxa"/>
+              <w:right w:w="150" w:type="dxa"/>
+            </w:tcMar>
+          </w:tcPr>
+          <w:p>
+            <w:r>
+              <w:rPr>
+                <w:b/>
+                <w:bCs/>
+                <w:sz w:val="19"/>
+                <w:szCs w:val="19"/>
+              </w:rPr>
+              <w:t>HTTP 401 Unauthorized</w:t>
+            </w:r>
+          </w:p>
+        </w:tc>
+      </w:tr>
+      <w:tr>
+        <w:tc>
+          <w:tcPr>
+            <w:tcW w:w="1700" w:type="pct"/>
+            <w:shd w:val="clear" w:color="auto" w:fill="FFFFFF"/>
+            <w:tcMar>
+              <w:top w:w="100" w:type="dxa"/>
+              <w:left w:w="150" w:type="dxa"/>
+              <w:bottom w:w="100" w:type="dxa"/>
+              <w:right w:w="150" w:type="dxa"/>
+            </w:tcMar>
+          </w:tcPr>
+          <w:p>
+            <w:r>
+              <w:rPr>
+                <w:sz w:val="19"/>
+                <w:szCs w:val="19"/>
+              </w:rPr>
+              <w:t>/api/accounts (List, Get, Put, Delete)</w:t>
+            </w:r>
+          </w:p>
+        </w:tc>
+        <w:tc>
+          <w:tcPr>
+            <w:tcW w:w="1000" w:type="pct"/>
+            <w:shd w:val="clear" w:color="auto" w:fill="FFFFFF"/>
+            <w:tcMar>
+              <w:top w:w="100" w:type="dxa"/>
+              <w:left w:w="150" w:type="dxa"/>
+              <w:bottom w:w="100" w:type="dxa"/>
+              <w:right w:w="150" w:type="dxa"/>
+            </w:tcMar>
+          </w:tcPr>
+          <w:p>
+            <w:r>
+              <w:rPr>
+                <w:sz w:val="19"/>
+                <w:szCs w:val="19"/>
+              </w:rPr>
+              <w:t>GET, PUT, DELETE</w:t>
+            </w:r>
+          </w:p>
+        </w:tc>
+        <w:tc>
+          <w:tcPr>
+            <w:tcW w:w="1300" w:type="pct"/>
+            <w:shd w:val="clear" w:color="auto" w:fill="FFFFFF"/>
+            <w:tcMar>
+              <w:top w:w="100" w:type="dxa"/>
+              <w:left w:w="150" w:type="dxa"/>
+              <w:bottom w:w="100" w:type="dxa"/>
+              <w:right w:w="150" w:type="dxa"/>
+            </w:tcMar>
+          </w:tcPr>
+          <w:p>
+            <w:r>
+              <w:rPr>
+                <w:b/>
+                <w:bCs/>
+                <w:color w:val="92400E"/>
+                <w:sz w:val="19"/>
+                <w:szCs w:val="19"/>
+              </w:rPr>
+              <w:t>Admin Only (Role = 1)</w:t>
+            </w:r>
+          </w:p>
+        </w:tc>
+        <w:tc>
+          <w:tcPr>
+            <w:tcW w:w="1000" w:type="pct"/>
+            <w:shd w:val="clear" w:color="auto" w:fill="FFFFFF"/>
+            <w:tcMar>
+              <w:top w:w="100" w:type="dxa"/>
+              <w:left w:w="150" w:type="dxa"/>
+              <w:bottom w:w="100" w:type="dxa"/>
+              <w:right w:w="150" w:type="dxa"/>
+            </w:tcMar>
+          </w:tcPr>
+          <w:p>
+            <w:r>
+              <w:rPr>
+                <w:b/>
+                <w:bCs/>
+                <w:sz w:val="19"/>
+                <w:szCs w:val="19"/>
+              </w:rPr>
+              <w:t>401 (Anon) / 403 (Staff)</w:t>
+            </w:r>
+          </w:p>
+        </w:tc>
+      </w:tr>
+    </w:tbl>
+    <w:p>
+      <w:pPr>
+        <w:spacing w:before="40" w:after="40"/>
+        <w:ind w:left="240"/>
+      </w:pPr>
+      <w:r>
+        <w:rPr>
+          <w:b/>
+          <w:bCs/>
+          <w:color w:val="1E3A8A"/>
+          <w:sz w:val="20"/>
+          <w:szCs w:val="20"/>
+        </w:rPr>
+        <w:t xml:space="preserve">• Account Deletion Integrity: </w:t>
+      </w:r>
+      <w:r>
+        <w:rPr>
+          <w:sz w:val="20"/>
+          <w:szCs w:val="20"/>
+        </w:rPr>
+        <w:t>Enforced in AccountsController.Delete(id): Queries database for any ProjectTask records where CreatedByID = id. If tasks exist, rejects immediately with HTTP 400 Bad Request and descriptive message ("Cannot delete account because it has created active tasks").</w:t>
+      </w:r>
+    </w:p>
+    <w:p>
+      <w:pPr>
+        <w:spacing w:before="240" w:after="100"/>
+      </w:pPr>
+    </w:p>
+    <w:p>
+      <w:pPr>
+        <w:rPr>
+          <w:b/>
+          <w:bCs/>
+          <w:color w:val="1E3A8A"/>
+          <w:sz w:val="28"/>
+          <w:szCs w:val="28"/>
+        </w:rPr>
+      </w:pPr>
+      <w:r>
+        <w:rPr>
+          <w:b/>
+          <w:bCs/>
+          <w:color w:val="1E3A8A"/>
+          <w:sz w:val="28"/>
+          <w:szCs w:val="28"/>
+        </w:rPr>
+        <w:br w:type="page"/>
+      </w:r>
+    </w:p>
+    <w:p>
+      <w:pPr>
+        <w:spacing w:before="360" w:after="120"/>
+      </w:pPr>
+      <w:r>
+        <w:rPr>
+          <w:b/>
+          <w:bCs/>
+          <w:color w:val="1E3A8A"/>
+          <w:sz w:val="28"/>
+          <w:szCs w:val="28"/>
+        </w:rPr>
+        <w:lastRenderedPageBreak/>
+        <w:t>4. Frontend Implementation (Next.js 14 App Router)</w:t>
+      </w:r>
+    </w:p>
+    <w:p>
+      <w:pPr>
+        <w:spacing w:before="60" w:after="60"/>
+      </w:pPr>
+      <w:r>
+        <w:t>The frontend seamlessly combines public read-only views with a full-featured authenticated /admin suite protected by real-time route guards.</w:t>
+      </w:r>
+    </w:p>
+    <w:p>
+      <w:pPr>
+        <w:spacing w:before="40" w:after="40"/>
+        <w:ind w:left="240"/>
+      </w:pPr>
+      <w:r>
+        <w:rPr>
+          <w:b/>
+          <w:bCs/>
+          <w:color w:val="1E3A8A"/>
+          <w:sz w:val="20"/>
+          <w:szCs w:val="20"/>
+        </w:rPr>
+        <w:t xml:space="preserve">• Register Page (/register): </w:t>
+      </w:r>
+      <w:r>
+        <w:rPr>
+          <w:sz w:val="20"/>
+          <w:szCs w:val="20"/>
+        </w:rPr>
+        <w:t>User registration with Full Name, Email, Password, and Password Match checks. Successfully registers Staff account and redirects to /login.</w:t>
+      </w:r>
+    </w:p>
+    <w:p>
+      <w:pPr>
+        <w:spacing w:before="40" w:after="40"/>
+        <w:ind w:left="240"/>
+      </w:pPr>
+      <w:r>
+        <w:rPr>
+          <w:b/>
+          <w:bCs/>
+          <w:color w:val="1E3A8A"/>
+          <w:sz w:val="20"/>
+          <w:szCs w:val="20"/>
+        </w:rPr>
+        <w:t xml:space="preserve">• Login Page (/login): </w:t>
+      </w:r>
+      <w:r>
+        <w:rPr>
+          <w:sz w:val="20"/>
+          <w:szCs w:val="20"/>
+        </w:rPr>
+        <w:t>Email and password verification against backend JWT API. Features 1-click test credential fill buttons for fast grading. Saves JWT token and user profile into localStorage and redirects to /admin.</w:t>
+      </w:r>
+    </w:p>
+    <w:p>
+      <w:pPr>
+        <w:spacing w:before="40" w:after="40"/>
+        <w:ind w:left="240"/>
+      </w:pPr>
+      <w:r>
+        <w:rPr>
+          <w:b/>
+          <w:bCs/>
+          <w:color w:val="1E3A8A"/>
+          <w:sz w:val="20"/>
+          <w:szCs w:val="20"/>
+        </w:rPr>
+        <w:t xml:space="preserve">• Logout Flow: </w:t>
+      </w:r>
+      <w:r>
+        <w:rPr>
+          <w:sz w:val="20"/>
+          <w:szCs w:val="20"/>
+        </w:rPr>
+        <w:t>Clears token and user context, invalidates session, and redirects to public home page. Accessible from header avatar menu and sidebar widget.</w:t>
+      </w:r>
+    </w:p>
+    <w:p>
+      <w:pPr>
+        <w:spacing w:before="40" w:after="40"/>
+        <w:ind w:left="240"/>
+      </w:pPr>
+      <w:r>
+        <w:rPr>
+          <w:b/>
+          <w:bCs/>
+          <w:color w:val="1E3A8A"/>
+          <w:sz w:val="20"/>
+          <w:szCs w:val="20"/>
+        </w:rPr>
+        <w:t xml:space="preserve">• Admin Hub (/admin): </w:t>
+      </w:r>
+      <w:r>
+        <w:rPr>
+          <w:sz w:val="20"/>
+          <w:szCs w:val="20"/>
+        </w:rPr>
+        <w:t>Comprehensive metrics dashboard with 4 KPI summary cards (Total Departments, Total Projects, Total Tasks, Total Tags), system overview, quick action buttons, and session status.</w:t>
+      </w:r>
+    </w:p>
+    <w:p>
+      <w:pPr>
+        <w:spacing w:before="40" w:after="40"/>
+        <w:ind w:left="240"/>
+      </w:pPr>
+      <w:r>
+        <w:rPr>
+          <w:b/>
+          <w:bCs/>
+          <w:color w:val="1E3A8A"/>
+          <w:sz w:val="20"/>
+          <w:szCs w:val="20"/>
+        </w:rPr>
+        <w:t xml:space="preserve">• Protected Management: </w:t>
+      </w:r>
+      <w:r>
+        <w:rPr>
+          <w:sz w:val="20"/>
+          <w:szCs w:val="20"/>
+        </w:rPr>
+        <w:t>Full modal CRUD operations with confirmation dialogs, multi-tag picker for tasks, color palette for tags, and soft-delete toggle.</w:t>
+      </w:r>
+    </w:p>
+    <w:p>
+      <w:pPr>
+        <w:spacing w:before="40" w:after="40"/>
+        <w:ind w:left="240"/>
+      </w:pPr>
+      <w:r>
+        <w:rPr>
+          <w:b/>
+          <w:bCs/>
+          <w:color w:val="1E3A8A"/>
+          <w:sz w:val="20"/>
+          <w:szCs w:val="20"/>
+        </w:rPr>
+        <w:t xml:space="preserve">• Accounts Management (/admin/accounts): </w:t>
+      </w:r>
+      <w:r>
+        <w:rPr>
+          <w:sz w:val="20"/>
+          <w:szCs w:val="20"/>
+        </w:rPr>
+        <w:t>Exclusive page accessible only to Admin role. Displays table with user metadata, email, joined date, created tasks count, edit role modal, and task-guarded delete confirmation dialog.</w:t>
+      </w:r>
+    </w:p>
+    <w:p>
+      <w:pPr>
+        <w:spacing w:before="40" w:after="40"/>
+        <w:ind w:left="240"/>
+      </w:pPr>
+      <w:r>
+        <w:rPr>
+          <w:b/>
+          <w:bCs/>
+          <w:color w:val="1E3A8A"/>
+          <w:sz w:val="20"/>
+          <w:szCs w:val="20"/>
+        </w:rPr>
+        <w:t xml:space="preserve">• Route Protection (RequireAuth): </w:t>
+      </w:r>
+      <w:r>
+        <w:rPr>
+          <w:sz w:val="20"/>
+          <w:szCs w:val="20"/>
+        </w:rPr>
+        <w:t>Automatically checks login status. Unauthenticated visitors accessing /admin/* are instantly redirected to /login with notification.</w:t>
+      </w:r>
+    </w:p>
+    <w:p>
+      <w:pPr>
+        <w:spacing w:before="240" w:after="100"/>
+      </w:pPr>
+    </w:p>
+    <w:p>
+      <w:pPr>
+        <w:spacing w:before="360" w:after="120"/>
+      </w:pPr>
+      <w:r>
+        <w:rPr>
+          <w:b/>
+          <w:bCs/>
+          <w:color w:val="1E3A8A"/>
+          <w:sz w:val="28"/>
+          <w:szCs w:val="28"/>
+        </w:rPr>
+        <w:t>5. Implementation of All 4 Optional Bonus Features</w:t>
+      </w:r>
+    </w:p>
+    <w:p>
+      <w:pPr>
+        <w:spacing w:before="60" w:after="60"/>
+      </w:pPr>
+      <w:r>
+        <w:t>All 4 optional bonus features requested in the assignment brief have been 100% implemented, tested, and deployed:</w:t>
+      </w:r>
+    </w:p>
+    <w:p>
+      <w:pPr>
+        <w:spacing w:before="200" w:after="80"/>
+      </w:pPr>
+      <w:r>
+        <w:rPr>
+          <w:b/>
+          <w:bCs/>
+          <w:color w:val="4F46E5"/>
+          <w:sz w:val="23"/>
+          <w:szCs w:val="23"/>
+        </w:rPr>
+        <w:t>🌟 Bonus 1: Refresh Token Rotation Mechanism</w:t>
+      </w:r>
+    </w:p>
+    <w:p>
+      <w:pPr>
+        <w:spacing w:before="40" w:after="40"/>
+        <w:ind w:left="240"/>
+      </w:pPr>
+      <w:r>
+        <w:rPr>
+          <w:b/>
+          <w:bCs/>
+          <w:color w:val="1E3A8A"/>
+          <w:sz w:val="20"/>
+          <w:szCs w:val="20"/>
+        </w:rPr>
+        <w:t xml:space="preserve">• Backend: </w:t>
+      </w:r>
+      <w:r>
+        <w:rPr>
+          <w:sz w:val="20"/>
+          <w:szCs w:val="20"/>
+        </w:rPr>
+        <w:t>POST /api/auth/refresh accepts refreshToken and accessToken. Generates a new cryptographic refresh token, updates SystemAccount record, and returns refreshed JWT pair.</w:t>
+      </w:r>
+    </w:p>
+    <w:p>
+      <w:pPr>
+        <w:spacing w:before="40" w:after="40"/>
+        <w:ind w:left="240"/>
+      </w:pPr>
+      <w:r>
+        <w:rPr>
+          <w:b/>
+          <w:bCs/>
+          <w:color w:val="1E3A8A"/>
+          <w:sz w:val="20"/>
+          <w:szCs w:val="20"/>
+        </w:rPr>
+        <w:t xml:space="preserve">• Frontend: </w:t>
+      </w:r>
+      <w:r>
+        <w:rPr>
+          <w:sz w:val="20"/>
+          <w:szCs w:val="20"/>
+        </w:rPr>
+        <w:t>Implemented Axios response interceptor in lib/api.ts. When an API call receives HTTP 401 Unauthorized, the interceptor transparently calls /api/auth/refresh, renews the access token in localStorage, and retries the original request without user interruption.</w:t>
+      </w:r>
+    </w:p>
+    <w:p>
+      <w:pPr>
+        <w:spacing w:before="200" w:after="80"/>
+      </w:pPr>
+      <w:r>
+        <w:rPr>
+          <w:b/>
+          <w:bCs/>
+          <w:color w:val="4F46E5"/>
+          <w:sz w:val="23"/>
+          <w:szCs w:val="23"/>
+        </w:rPr>
+        <w:t>🌟 Bonus 2: User Profile Management Page (/profile)</w:t>
+      </w:r>
+    </w:p>
+    <w:p>
+      <w:pPr>
+        <w:spacing w:before="40" w:after="40"/>
+        <w:ind w:left="240"/>
+      </w:pPr>
+      <w:r>
+        <w:rPr>
+          <w:b/>
+          <w:bCs/>
+          <w:color w:val="1E3A8A"/>
+          <w:sz w:val="20"/>
+          <w:szCs w:val="20"/>
+        </w:rPr>
+        <w:t xml:space="preserve">• Features: </w:t>
+      </w:r>
+      <w:r>
+        <w:rPr>
+          <w:sz w:val="20"/>
+          <w:szCs w:val="20"/>
+        </w:rPr>
+        <w:t>Dedicated profile page allowing logged-in Staff and Admins to inspect account info, role badge, joined date, and task creation activity.</w:t>
+      </w:r>
+    </w:p>
+    <w:p>
+      <w:pPr>
+        <w:spacing w:before="40" w:after="40"/>
+        <w:ind w:left="240"/>
+      </w:pPr>
+      <w:r>
+        <w:rPr>
+          <w:b/>
+          <w:bCs/>
+          <w:color w:val="1E3A8A"/>
+          <w:sz w:val="20"/>
+          <w:szCs w:val="20"/>
+        </w:rPr>
+        <w:t xml:space="preserve">• Self-Service: </w:t>
+      </w:r>
+      <w:r>
+        <w:rPr>
+          <w:sz w:val="20"/>
+          <w:szCs w:val="20"/>
+        </w:rPr>
+        <w:t>Users can update their full name and change their password. Current password verification is enforced on the server before updating password hash.</w:t>
+      </w:r>
+    </w:p>
+    <w:p>
+      <w:pPr>
+        <w:spacing w:before="200" w:after="80"/>
+      </w:pPr>
+      <w:r>
+        <w:rPr>
+          <w:b/>
+          <w:bCs/>
+          <w:color w:val="4F46E5"/>
+          <w:sz w:val="23"/>
+          <w:szCs w:val="23"/>
+        </w:rPr>
+        <w:t>🌟 Bonus 3: Audit Trail Fields (CreatedByID &amp; UpdatedByID)</w:t>
+      </w:r>
+    </w:p>
+    <w:p>
+      <w:pPr>
+        <w:spacing w:before="40" w:after="40"/>
+        <w:ind w:left="240"/>
+      </w:pPr>
+      <w:r>
+        <w:rPr>
+          <w:b/>
+          <w:bCs/>
+          <w:color w:val="1E3A8A"/>
+          <w:sz w:val="20"/>
+          <w:szCs w:val="20"/>
+        </w:rPr>
+        <w:t xml:space="preserve">• Database: </w:t>
+      </w:r>
+      <w:r>
+        <w:rPr>
+          <w:sz w:val="20"/>
+          <w:szCs w:val="20"/>
+        </w:rPr>
+        <w:t>Added CreatedByID and UpdatedByID foreign keys to Project and ProjectTask database tables referencing SystemAccount(AccountID).</w:t>
+      </w:r>
+    </w:p>
+    <w:p>
+      <w:pPr>
+        <w:spacing w:before="40" w:after="40"/>
+        <w:ind w:left="240"/>
+      </w:pPr>
+      <w:r>
+        <w:rPr>
+          <w:b/>
+          <w:bCs/>
+          <w:color w:val="1E3A8A"/>
+          <w:sz w:val="20"/>
+          <w:szCs w:val="20"/>
+        </w:rPr>
+        <w:t xml:space="preserve">• Tracking: </w:t>
+      </w:r>
+      <w:r>
+        <w:rPr>
+          <w:sz w:val="20"/>
+          <w:szCs w:val="20"/>
+        </w:rPr>
+        <w:t>Backend services automatically retrieve the logged-in user account ID from the ClaimsPrincipal (User.FindFirstValue(ClaimTypes.NameIdentifier)) on create and update.</w:t>
+      </w:r>
+    </w:p>
+    <w:p>
+      <w:pPr>
+        <w:spacing w:before="40" w:after="40"/>
+        <w:ind w:left="240"/>
+      </w:pPr>
+      <w:r>
+        <w:rPr>
+          <w:b/>
+          <w:bCs/>
+          <w:color w:val="1E3A8A"/>
+          <w:sz w:val="20"/>
+          <w:szCs w:val="20"/>
+        </w:rPr>
+        <w:t xml:space="preserve">• Display: </w:t>
+      </w:r>
+      <w:r>
+        <w:rPr>
+          <w:sz w:val="20"/>
+          <w:szCs w:val="20"/>
+        </w:rPr>
+        <w:t>Task and Project detail views proudly show "Created by [Name]" and "Updated by [Name]" with timestamp.</w:t>
+      </w:r>
+    </w:p>
+    <w:p>
+      <w:pPr>
+        <w:spacing w:before="200" w:after="80"/>
+      </w:pPr>
+      <w:r>
+        <w:rPr>
+          <w:b/>
+          <w:bCs/>
+          <w:color w:val="4F46E5"/>
+          <w:sz w:val="23"/>
+          <w:szCs w:val="23"/>
+        </w:rPr>
+        <w:t>🌟 Bonus 4: Automated GitHub Actions CI/CD (.github/workflows/ci.yml)</w:t>
+      </w:r>
+    </w:p>
+    <w:p>
+      <w:pPr>
+        <w:spacing w:before="40" w:after="40"/>
+        <w:ind w:left="240"/>
+      </w:pPr>
+      <w:r>
+        <w:rPr>
+          <w:b/>
+          <w:bCs/>
+          <w:color w:val="1E3A8A"/>
+          <w:sz w:val="20"/>
+          <w:szCs w:val="20"/>
+        </w:rPr>
+        <w:t xml:space="preserve">• Workflow: </w:t>
+      </w:r>
+      <w:r>
+        <w:rPr>
+          <w:sz w:val="20"/>
+          <w:szCs w:val="20"/>
+        </w:rPr>
+        <w:t>Configured GitHub Actions workflow triggering on push and pull request to main branch.</w:t>
+      </w:r>
+    </w:p>
+    <w:p>
+      <w:pPr>
+        <w:spacing w:before="40" w:after="40"/>
+        <w:ind w:left="240"/>
+      </w:pPr>
+      <w:r>
+        <w:rPr>
+          <w:b/>
+          <w:bCs/>
+          <w:color w:val="1E3A8A"/>
+          <w:sz w:val="20"/>
+          <w:szCs w:val="20"/>
+        </w:rPr>
+        <w:t xml:space="preserve">• Job 1 — Backend CI: </w:t>
+      </w:r>
+      <w:r>
+        <w:rPr>
+          <w:sz w:val="20"/>
+          <w:szCs w:val="20"/>
+        </w:rPr>
+        <w:t>Checks out code, sets up .NET 8 SDK, restores NuGet dependencies, and compiles the entire solution in Release configuration (0 errors, 0 warnings).</w:t>
+      </w:r>
+    </w:p>
+    <w:p>
+      <w:pPr>
+        <w:spacing w:before="40" w:after="40"/>
+        <w:ind w:left="240"/>
+      </w:pPr>
+      <w:r>
+        <w:rPr>
+          <w:b/>
+          <w:bCs/>
+          <w:color w:val="1E3A8A"/>
+          <w:sz w:val="20"/>
+          <w:szCs w:val="20"/>
+        </w:rPr>
+        <w:t xml:space="preserve">• Job 2 — Frontend CI: </w:t>
+      </w:r>
+      <w:r>
+        <w:rPr>
+          <w:sz w:val="20"/>
+          <w:szCs w:val="20"/>
+        </w:rPr>
+        <w:t>Sets up Node.js 20, installs npm dependencies, and runs next build with full TypeScript type-checking.</w:t>
+      </w:r>
+    </w:p>
+    <w:p>
+      <w:pPr>
+        <w:spacing w:before="240" w:after="100"/>
+      </w:pPr>
+    </w:p>
+    <w:p>
+      <w:pPr>
+        <w:spacing w:before="360" w:after="120"/>
+      </w:pPr>
+      <w:r>
+        <w:rPr>
+          <w:b/>
+          <w:bCs/>
+          <w:color w:val="1E3A8A"/>
+          <w:sz w:val="28"/>
+          <w:szCs w:val="28"/>
+        </w:rPr>
+        <w:lastRenderedPageBreak/>
+        <w:t>6. Database Expansion (5x–6x Scale Data)</w:t>
+      </w:r>
+    </w:p>
+    <w:p>
+      <w:pPr>
+        <w:spacing w:before="60" w:after="60"/>
+      </w:pPr>
+      <w:r>
+        <w:t>To ensure realistic evaluation and rich visual dashboards, the seed data was expanded to 5x–6x original volume:</w:t>
+      </w:r>
+    </w:p>
+    <w:p>
+      <w:pPr>
+        <w:spacing w:before="40" w:after="40"/>
+        <w:ind w:left="240"/>
+      </w:pPr>
+      <w:r>
+        <w:rPr>
+          <w:b/>
+          <w:bCs/>
+          <w:color w:val="1E3A8A"/>
+          <w:sz w:val="20"/>
+          <w:szCs w:val="20"/>
+        </w:rPr>
+        <w:t xml:space="preserve">• System Accounts: </w:t>
+      </w:r>
+      <w:r>
+        <w:rPr>
+          <w:sz w:val="20"/>
+          <w:szCs w:val="20"/>
+        </w:rPr>
+        <w:t>6 Accounts (2 Admins, 4 Staff members with distinct roles and audit records)</w:t>
+      </w:r>
+    </w:p>
+    <w:p>
+      <w:pPr>
+        <w:spacing w:before="40" w:after="40"/>
+        <w:ind w:left="240"/>
+      </w:pPr>
+      <w:r>
+        <w:rPr>
+          <w:b/>
+          <w:bCs/>
+          <w:color w:val="1E3A8A"/>
+          <w:sz w:val="20"/>
+          <w:szCs w:val="20"/>
+        </w:rPr>
+        <w:t xml:space="preserve">• Departments: </w:t>
+      </w:r>
+      <w:r>
+        <w:rPr>
+          <w:sz w:val="20"/>
+          <w:szCs w:val="20"/>
+        </w:rPr>
+        <w:t>8 Active Departments across Engineering, Infrastructure, QA, HR, Security, Marketing, Data</w:t>
+      </w:r>
+    </w:p>
+    <w:p>
+      <w:pPr>
+        <w:spacing w:before="40" w:after="40"/>
+        <w:ind w:left="240"/>
+      </w:pPr>
+      <w:r>
+        <w:rPr>
+          <w:b/>
+          <w:bCs/>
+          <w:color w:val="1E3A8A"/>
+          <w:sz w:val="20"/>
+          <w:szCs w:val="20"/>
+        </w:rPr>
+        <w:t xml:space="preserve">• Projects: </w:t>
+      </w:r>
+      <w:r>
+        <w:rPr>
+          <w:sz w:val="20"/>
+          <w:szCs w:val="20"/>
+        </w:rPr>
+        <w:t>16 Active Projects spanning Cloud Migration, AI Integration, Microservices, Zero-Trust</w:t>
+      </w:r>
+    </w:p>
+    <w:p>
+      <w:pPr>
+        <w:spacing w:before="40" w:after="40"/>
+        <w:ind w:left="240"/>
+      </w:pPr>
+      <w:r>
+        <w:rPr>
+          <w:b/>
+          <w:bCs/>
+          <w:color w:val="1E3A8A"/>
+          <w:sz w:val="20"/>
+          <w:szCs w:val="20"/>
+        </w:rPr>
+        <w:t xml:space="preserve">• Tasks: </w:t>
+      </w:r>
+      <w:r>
+        <w:rPr>
+          <w:sz w:val="20"/>
+          <w:szCs w:val="20"/>
+        </w:rPr>
+        <w:t>52 Active Tasks with varied priorities, due dates, statuses, and multi-tag links</w:t>
+      </w:r>
+    </w:p>
+    <w:p>
+      <w:pPr>
+        <w:spacing w:before="40" w:after="40"/>
+        <w:ind w:left="240"/>
+      </w:pPr>
+      <w:r>
+        <w:rPr>
+          <w:b/>
+          <w:bCs/>
+          <w:color w:val="1E3A8A"/>
+          <w:sz w:val="20"/>
+          <w:szCs w:val="20"/>
+        </w:rPr>
+        <w:t xml:space="preserve">• Tags: </w:t>
+      </w:r>
+      <w:r>
+        <w:rPr>
+          <w:sz w:val="20"/>
+          <w:szCs w:val="20"/>
+        </w:rPr>
+        <w:t>15 Color-coded Taxonomy Tags with HEX colors (#4F46E5, #10B981, #EF4444, #F59E0B, etc.)</w:t>
+      </w:r>
+    </w:p>
+    <w:p>
+      <w:pPr>
+        <w:spacing w:before="40" w:after="40"/>
+        <w:ind w:left="240"/>
+      </w:pPr>
+      <w:r>
+        <w:rPr>
+          <w:b/>
+          <w:bCs/>
+          <w:color w:val="1E3A8A"/>
+          <w:sz w:val="20"/>
+          <w:szCs w:val="20"/>
+        </w:rPr>
+        <w:t xml:space="preserve">• Task-Tag Associations: </w:t>
+      </w:r>
+      <w:r>
+        <w:rPr>
+          <w:sz w:val="20"/>
+          <w:szCs w:val="20"/>
+        </w:rPr>
+        <w:t>84 Task-Tag Mappings demonstrating complex relational taxonomy</w:t>
+      </w:r>
+    </w:p>
+    <w:p>
+      <w:pPr>
+        <w:spacing w:before="240" w:after="100"/>
+      </w:pPr>
+    </w:p>
+    <w:p>
+      <w:pPr>
+        <w:spacing w:before="360" w:after="120"/>
+      </w:pPr>
+      <w:r>
+        <w:rPr>
+          <w:b/>
+          <w:bCs/>
+          <w:color w:val="1E3A8A"/>
+          <w:sz w:val="28"/>
+          <w:szCs w:val="28"/>
+        </w:rPr>
+        <w:t>7. Notes, Technical Decisions &amp; Verification</w:t>
+      </w:r>
+    </w:p>
+    <w:p>
+      <w:pPr>
+        <w:spacing w:before="200" w:after="80"/>
+      </w:pPr>
+      <w:r>
+        <w:rPr>
+          <w:b/>
+          <w:bCs/>
+          <w:color w:val="4F46E5"/>
+          <w:sz w:val="23"/>
+          <w:szCs w:val="23"/>
+        </w:rPr>
+        <w:t>Technical Decisions</w:t>
+      </w:r>
+    </w:p>
+    <w:p>
+      <w:pPr>
+        <w:spacing w:before="40" w:after="40"/>
+        <w:ind w:left="240"/>
+      </w:pPr>
+      <w:r>
+        <w:rPr>
+          <w:b/>
+          <w:bCs/>
+          <w:color w:val="1E3A8A"/>
+          <w:sz w:val="20"/>
+          <w:szCs w:val="20"/>
+        </w:rPr>
+        <w:t xml:space="preserve">• Token Security: </w:t>
+      </w:r>
+      <w:r>
+        <w:rPr>
+          <w:sz w:val="20"/>
+          <w:szCs w:val="20"/>
+        </w:rPr>
+        <w:t>JWT Secret is injected via environment variables (Render Environment Dashboard in production, appsettings.Development.json locally). Never committed to public repository.</w:t>
+      </w:r>
+    </w:p>
+    <w:p>
+      <w:pPr>
+        <w:spacing w:before="40" w:after="40"/>
+        <w:ind w:left="240"/>
+      </w:pPr>
+      <w:r>
+        <w:rPr>
+          <w:b/>
+          <w:bCs/>
+          <w:color w:val="1E3A8A"/>
+          <w:sz w:val="20"/>
+          <w:szCs w:val="20"/>
+        </w:rPr>
+        <w:t xml:space="preserve">• Token Expiry Handling: </w:t>
+      </w:r>
+      <w:r>
+        <w:rPr>
+          <w:sz w:val="20"/>
+          <w:szCs w:val="20"/>
+        </w:rPr>
+        <w:t>The Axios HTTP interceptor intercepts 401 responses. If refresh fails (or token has expired past refresh window), tokens are purged from localStorage and the user is redirected gracefully to /login with an expiration notice.</w:t>
+      </w:r>
+    </w:p>
+    <w:p>
+      <w:pPr>
+        <w:spacing w:before="40" w:after="40"/>
+        <w:ind w:left="240"/>
+      </w:pPr>
+      <w:r>
+        <w:rPr>
+          <w:b/>
+          <w:bCs/>
+          <w:color w:val="1E3A8A"/>
+          <w:sz w:val="20"/>
+          <w:szCs w:val="20"/>
+        </w:rPr>
+        <w:t xml:space="preserve">• Deletion Constraint: </w:t>
+      </w:r>
+      <w:r>
+        <w:rPr>
+          <w:sz w:val="20"/>
+          <w:szCs w:val="20"/>
+        </w:rPr>
+        <w:t>In AccountsController.Delete, EF Core queries the ProjectTasks table for any tasks linked to the account. If found, HTTP 400 is returned with a friendly error message, protecting referential integrity.</w:t>
+      </w:r>
+    </w:p>
+    <w:p>
+      <w:pPr>
+        <w:spacing w:before="40" w:after="40"/>
+        <w:ind w:left="240"/>
+      </w:pPr>
+      <w:r>
+        <w:rPr>
+          <w:b/>
+          <w:bCs/>
+          <w:color w:val="1E3A8A"/>
+          <w:sz w:val="20"/>
+          <w:szCs w:val="20"/>
+        </w:rPr>
+        <w:t xml:space="preserve">• Password Storage: </w:t>
+      </w:r>
+      <w:r>
+        <w:rPr>
+          <w:sz w:val="20"/>
+          <w:szCs w:val="20"/>
+        </w:rPr>
+        <w:t>Password hashing uses BCrypt work-factor 11 with unique salts generated per account, guarding against precomputed rainbow table attacks.</w:t>
+      </w:r>
+    </w:p>
+    <w:p>
+      <w:pPr>
+        <w:spacing w:before="200" w:after="80"/>
+      </w:pPr>
+      <w:r>
+        <w:rPr>
+          <w:b/>
+          <w:bCs/>
+          <w:color w:val="4F46E5"/>
+          <w:sz w:val="23"/>
+          <w:szCs w:val="23"/>
+        </w:rPr>
+        <w:t>Known Issues &amp; Incomplete Features</w:t>
+      </w:r>
+    </w:p>
+    <w:p>
+      <w:pPr>
+        <w:spacing w:before="60" w:after="60"/>
+      </w:pPr>
+      <w:r>
+        <w:t>• Known Issues: NONE. All required Assignment 2 features, endpoints, protected management pages, and all 4 optional bonus features are 100% complete, tested, and operational on live Render and Vercel environments.</w:t>
+      </w:r>
+    </w:p>
+    <w:p>
+      <w:pPr>
+        <w:spacing w:before="300" w:after="100"/>
+      </w:pPr>
+    </w:p>
+    <w:p>
+      <w:pPr>
+        <w:jc w:val="right"/>
+        <w:rPr>
+          <w:b/>
+          <w:bCs/>
+          <w:color w:val="475569"/>
+          <w:sz w:val="20"/>
+          <w:szCs w:val="20"/>
+        </w:rPr>
+      </w:pPr>
+      <w:r>
+        <w:rPr>
+          <w:b/>
+          <w:bCs/>
+          <w:color w:val="475569"/>
+          <w:sz w:val="20"/>
+          <w:szCs w:val="20"/>
+        </w:rPr>
+        <w:t>Report compiled by Nguyen Vinh Phu (QE180136) PRN232 — Fall 2026</w:t>
       </w:r>
     </w:p>
     <w:sectPr>
       <w:pgSz w:w="11906" w:h="16838"/>
-      <w:pgMar w:top="1440" w:right="1440" w:bottom="1440" w:left="1440" w:header="720" w:footer="720" w:gutter="0"/>
+      <w:pgMar w:top="1000" w:right="1000" w:bottom="1000" w:left="1000" w:header="708" w:footer="708" w:gutter="0"/>
       <w:cols w:space="720"/>
       <w:docGrid w:linePitch="360"/>
     </w:sectPr>
@@ -347,24 +2767,116 @@
 </w:document>
 </file>
 
+<file path=word/numbering.xml><?xml version="1.0" encoding="utf-8"?>
+<w:numbering xmlns:wpc="http://schemas.microsoft.com/office/word/2010/wordprocessingCanvas" xmlns:cx="http://schemas.microsoft.com/office/drawing/2014/chartex" xmlns:cx1="http://schemas.microsoft.com/office/drawing/2015/9/8/chartex" xmlns:cx2="http://schemas.microsoft.com/office/drawing/2015/10/21/chartex" xmlns:cx3="http://schemas.microsoft.com/office/drawing/2016/5/9/chartex" xmlns:cx4="http://schemas.microsoft.com/office/drawing/2016/5/10/chartex" xmlns:cx5="http://schemas.microsoft.com/office/drawing/2016/5/11/chartex" xmlns:cx6="http://schemas.microsoft.com/office/drawing/2016/5/12/chartex" xmlns:cx7="http://schemas.microsoft.com/office/drawing/2016/5/13/chartex" xmlns:cx8="http://schemas.microsoft.com/office/drawing/2016/5/14/chartex" xmlns:mc="http://schemas.openxmlformats.org/markup-compatibility/2006" xmlns:aink="http://schemas.microsoft.com/office/drawing/2016/ink" xmlns:am3d="http://schemas.microsoft.com/office/drawing/2017/model3d" xmlns:o="urn:schemas-microsoft-com:office:office" xmlns:oel="http://schemas.microsoft.com/office/2019/extlst" xmlns:r="http://schemas.openxmlformats.org/officeDocument/2006/relationships" xmlns:m="http://schemas.openxmlformats.org/officeDocument/2006/math" xmlns:v="urn:schemas-microsoft-com:vml" xmlns:wp14="http://schemas.microsoft.com/office/word/2010/wordprocessingDrawing" xmlns:wp="http://schemas.openxmlformats.org/drawingml/2006/wordprocessingDrawing" xmlns:w10="urn:schemas-microsoft-com:office:word" xmlns:w="http://schemas.openxmlformats.org/wordprocessingml/2006/main" xmlns:w14="http://schemas.microsoft.com/office/word/2010/wordml" xmlns:w15="http://schemas.microsoft.com/office/word/2012/wordml" xmlns:w16cex="http://schemas.microsoft.com/office/word/2018/wordml/cex" xmlns:w16cid="http://schemas.microsoft.com/office/word/2016/wordml/cid" xmlns:w16="http://schemas.microsoft.com/office/word/2018/wordml" xmlns:w16du="http://schemas.microsoft.com/office/word/2023/wordml/word16du" xmlns:w16sdtdh="http://schemas.microsoft.com/office/word/2020/wordml/sdtdatahash" xmlns:w16sdtfl="http://schemas.microsoft.com/office/word/2024/wordml/sdtformatlock" xmlns:w16se="http://schemas.microsoft.com/office/word/2015/wordml/symex" xmlns:wpg="http://schemas.microsoft.com/office/word/2010/wordprocessingGroup" xmlns:wpi="http://schemas.microsoft.com/office/word/2010/wordprocessingInk" xmlns:wne="http://schemas.microsoft.com/office/word/2006/wordml" xmlns:wps="http://schemas.microsoft.com/office/word/2010/wordprocessingShape" mc:Ignorable="w14 w15 w16se w16cid w16 w16cex w16sdtdh w16sdtfl w16du wp14">
+  <w:abstractNum w:abstractNumId="0" w15:restartNumberingAfterBreak="0">
+    <w:nsid w:val="168238F0"/>
+    <w:multiLevelType w:val="hybridMultilevel"/>
+    <w:tmpl w:val="F806A536"/>
+    <w:lvl w:ilvl="0" w:tplc="8EC83208" w:tentative="1">
+      <w:start w:val="1"/>
+      <w:numFmt w:val="bullet"/>
+      <w:lvlText w:val="●"/>
+      <w:lvlJc w:val="left"/>
+      <w:pPr>
+        <w:ind w:left="720" w:hanging="360"/>
+      </w:pPr>
+    </w:lvl>
+    <w:lvl w:ilvl="1" w:tplc="EB944908" w:tentative="1">
+      <w:start w:val="1"/>
+      <w:numFmt w:val="bullet"/>
+      <w:lvlText w:val="○"/>
+      <w:lvlJc w:val="left"/>
+      <w:pPr>
+        <w:ind w:left="1440" w:hanging="360"/>
+      </w:pPr>
+    </w:lvl>
+    <w:lvl w:ilvl="2" w:tplc="2676C254" w:tentative="1">
+      <w:start w:val="1"/>
+      <w:numFmt w:val="bullet"/>
+      <w:lvlText w:val="■"/>
+      <w:lvlJc w:val="left"/>
+      <w:pPr>
+        <w:ind w:left="2160" w:hanging="360"/>
+      </w:pPr>
+    </w:lvl>
+    <w:lvl w:ilvl="3" w:tplc="CAF4984A" w:tentative="1">
+      <w:start w:val="1"/>
+      <w:numFmt w:val="bullet"/>
+      <w:lvlText w:val="●"/>
+      <w:lvlJc w:val="left"/>
+      <w:pPr>
+        <w:ind w:left="2880" w:hanging="360"/>
+      </w:pPr>
+    </w:lvl>
+    <w:lvl w:ilvl="4" w:tplc="BC20BFBE" w:tentative="1">
+      <w:start w:val="1"/>
+      <w:numFmt w:val="bullet"/>
+      <w:lvlText w:val="○"/>
+      <w:lvlJc w:val="left"/>
+      <w:pPr>
+        <w:ind w:left="3600" w:hanging="360"/>
+      </w:pPr>
+    </w:lvl>
+    <w:lvl w:ilvl="5" w:tplc="5CC66B68" w:tentative="1">
+      <w:start w:val="1"/>
+      <w:numFmt w:val="bullet"/>
+      <w:lvlText w:val="■"/>
+      <w:lvlJc w:val="left"/>
+      <w:pPr>
+        <w:ind w:left="4320" w:hanging="360"/>
+      </w:pPr>
+    </w:lvl>
+    <w:lvl w:ilvl="6" w:tplc="E988C95C" w:tentative="1">
+      <w:start w:val="1"/>
+      <w:numFmt w:val="bullet"/>
+      <w:lvlText w:val="●"/>
+      <w:lvlJc w:val="left"/>
+      <w:pPr>
+        <w:ind w:left="5040" w:hanging="360"/>
+      </w:pPr>
+    </w:lvl>
+    <w:lvl w:ilvl="7" w:tplc="5FA6D08E" w:tentative="1">
+      <w:start w:val="1"/>
+      <w:numFmt w:val="bullet"/>
+      <w:lvlText w:val="●"/>
+      <w:lvlJc w:val="left"/>
+      <w:pPr>
+        <w:ind w:left="5760" w:hanging="360"/>
+      </w:pPr>
+    </w:lvl>
+    <w:lvl w:ilvl="8" w:tplc="763C6522" w:tentative="1">
+      <w:start w:val="1"/>
+      <w:numFmt w:val="bullet"/>
+      <w:lvlText w:val="●"/>
+      <w:lvlJc w:val="left"/>
+      <w:pPr>
+        <w:ind w:left="6480" w:hanging="360"/>
+      </w:pPr>
+    </w:lvl>
+  </w:abstractNum>
+  <w:num w:numId="1" w16cid:durableId="84738781">
+    <w:abstractNumId w:val="0"/>
+    <w:lvlOverride w:ilvl="0">
+      <w:startOverride w:val="1"/>
+    </w:lvlOverride>
+  </w:num>
+</w:numbering>
+</file>
+
 <file path=word/styles.xml><?xml version="1.0" encoding="utf-8"?>
 <w:styles xmlns:mc="http://schemas.openxmlformats.org/markup-compatibility/2006" xmlns:r="http://schemas.openxmlformats.org/officeDocument/2006/relationships" xmlns:w="http://schemas.openxmlformats.org/wordprocessingml/2006/main" xmlns:w14="http://schemas.microsoft.com/office/word/2010/wordml" xmlns:w15="http://schemas.microsoft.com/office/word/2012/wordml" xmlns:w16cex="http://schemas.microsoft.com/office/word/2018/wordml/cex" xmlns:w16cid="http://schemas.microsoft.com/office/word/2016/wordml/cid" xmlns:w16="http://schemas.microsoft.com/office/word/2018/wordml" xmlns:w16du="http://schemas.microsoft.com/office/word/2023/wordml/word16du" xmlns:w16sdtdh="http://schemas.microsoft.com/office/word/2020/wordml/sdtdatahash" xmlns:w16sdtfl="http://schemas.microsoft.com/office/word/2024/wordml/sdtformatlock" xmlns:w16se="http://schemas.microsoft.com/office/word/2015/wordml/symex" mc:Ignorable="w14 w15 w16se w16cid w16 w16cex w16sdtdh w16sdtfl w16du">
   <w:docDefaults>
     <w:rPrDefault>
       <w:rPr>
-        <w:rFonts w:asciiTheme="minorHAnsi" w:eastAsiaTheme="minorEastAsia" w:hAnsiTheme="minorHAnsi" w:cstheme="minorBidi"/>
-        <w:kern w:val="2"/>
-        <w:sz w:val="24"/>
-        <w:szCs w:val="24"/>
+        <w:rFonts w:ascii="Arial" w:eastAsia="Arial" w:hAnsi="Arial" w:cs="Arial"/>
+        <w:color w:val="0F172A"/>
+        <w:sz w:val="21"/>
+        <w:szCs w:val="21"/>
         <w:lang w:val="vi-VN" w:eastAsia="vi-VN" w:bidi="ar-SA"/>
-        <w14:ligatures w14:val="standardContextual"/>
       </w:rPr>
     </w:rPrDefault>
-    <w:pPrDefault>
-      <w:pPr>
-        <w:spacing w:after="160" w:line="278" w:lineRule="auto"/>
-      </w:pPr>
-    </w:pPrDefault>
+    <w:pPrDefault/>
   </w:docDefaults>
   <w:latentStyles w:defLockedState="0" w:defUIPriority="99" w:defSemiHidden="0" w:defUnhideWhenUsed="0" w:defQFormat="0" w:count="376">
     <w:lsdException w:name="Normal" w:uiPriority="0" w:qFormat="1"/>
@@ -748,6 +3260,102 @@
     <w:name w:val="Normal"/>
     <w:qFormat/>
   </w:style>
+  <w:style w:type="paragraph" w:styleId="Heading1">
+    <w:name w:val="heading 1"/>
+    <w:basedOn w:val="Normal"/>
+    <w:next w:val="Normal"/>
+    <w:uiPriority w:val="9"/>
+    <w:qFormat/>
+    <w:pPr>
+      <w:outlineLvl w:val="0"/>
+    </w:pPr>
+    <w:rPr>
+      <w:color w:val="2E74B5"/>
+      <w:sz w:val="32"/>
+      <w:szCs w:val="32"/>
+    </w:rPr>
+  </w:style>
+  <w:style w:type="paragraph" w:styleId="Heading2">
+    <w:name w:val="heading 2"/>
+    <w:basedOn w:val="Normal"/>
+    <w:next w:val="Normal"/>
+    <w:uiPriority w:val="9"/>
+    <w:semiHidden/>
+    <w:unhideWhenUsed/>
+    <w:qFormat/>
+    <w:pPr>
+      <w:outlineLvl w:val="1"/>
+    </w:pPr>
+    <w:rPr>
+      <w:color w:val="2E74B5"/>
+      <w:sz w:val="26"/>
+      <w:szCs w:val="26"/>
+    </w:rPr>
+  </w:style>
+  <w:style w:type="paragraph" w:styleId="Heading3">
+    <w:name w:val="heading 3"/>
+    <w:basedOn w:val="Normal"/>
+    <w:next w:val="Normal"/>
+    <w:uiPriority w:val="9"/>
+    <w:semiHidden/>
+    <w:unhideWhenUsed/>
+    <w:qFormat/>
+    <w:pPr>
+      <w:outlineLvl w:val="2"/>
+    </w:pPr>
+    <w:rPr>
+      <w:color w:val="1F4D78"/>
+      <w:sz w:val="24"/>
+      <w:szCs w:val="24"/>
+    </w:rPr>
+  </w:style>
+  <w:style w:type="paragraph" w:styleId="Heading4">
+    <w:name w:val="heading 4"/>
+    <w:basedOn w:val="Normal"/>
+    <w:next w:val="Normal"/>
+    <w:uiPriority w:val="9"/>
+    <w:semiHidden/>
+    <w:unhideWhenUsed/>
+    <w:qFormat/>
+    <w:pPr>
+      <w:outlineLvl w:val="3"/>
+    </w:pPr>
+    <w:rPr>
+      <w:i/>
+      <w:iCs/>
+      <w:color w:val="2E74B5"/>
+    </w:rPr>
+  </w:style>
+  <w:style w:type="paragraph" w:styleId="Heading5">
+    <w:name w:val="heading 5"/>
+    <w:basedOn w:val="Normal"/>
+    <w:next w:val="Normal"/>
+    <w:uiPriority w:val="9"/>
+    <w:semiHidden/>
+    <w:unhideWhenUsed/>
+    <w:qFormat/>
+    <w:pPr>
+      <w:outlineLvl w:val="4"/>
+    </w:pPr>
+    <w:rPr>
+      <w:color w:val="2E74B5"/>
+    </w:rPr>
+  </w:style>
+  <w:style w:type="paragraph" w:styleId="Heading6">
+    <w:name w:val="heading 6"/>
+    <w:basedOn w:val="Normal"/>
+    <w:next w:val="Normal"/>
+    <w:uiPriority w:val="9"/>
+    <w:semiHidden/>
+    <w:unhideWhenUsed/>
+    <w:qFormat/>
+    <w:pPr>
+      <w:outlineLvl w:val="5"/>
+    </w:pPr>
+    <w:rPr>
+      <w:color w:val="1F4D78"/>
+    </w:rPr>
+  </w:style>
   <w:style w:type="character" w:default="1" w:styleId="DefaultParagraphFont">
     <w:name w:val="Default Paragraph Font"/>
     <w:uiPriority w:val="1"/>
@@ -775,6 +3383,105 @@
     <w:semiHidden/>
     <w:unhideWhenUsed/>
   </w:style>
+  <w:style w:type="paragraph" w:styleId="Title">
+    <w:name w:val="Title"/>
+    <w:basedOn w:val="Normal"/>
+    <w:next w:val="Normal"/>
+    <w:uiPriority w:val="10"/>
+    <w:qFormat/>
+    <w:rPr>
+      <w:sz w:val="56"/>
+      <w:szCs w:val="56"/>
+    </w:rPr>
+  </w:style>
+  <w:style w:type="paragraph" w:customStyle="1" w:styleId="Strong1">
+    <w:name w:val="Strong1"/>
+    <w:basedOn w:val="Normal"/>
+    <w:next w:val="Normal"/>
+    <w:qFormat/>
+    <w:rPr>
+      <w:b/>
+      <w:bCs/>
+    </w:rPr>
+  </w:style>
+  <w:style w:type="paragraph" w:styleId="ListParagraph">
+    <w:name w:val="List Paragraph"/>
+    <w:basedOn w:val="Normal"/>
+    <w:qFormat/>
+  </w:style>
+  <w:style w:type="character" w:styleId="Hyperlink">
+    <w:name w:val="Hyperlink"/>
+    <w:uiPriority w:val="99"/>
+    <w:unhideWhenUsed/>
+    <w:rPr>
+      <w:color w:val="0563C1"/>
+      <w:u w:val="single"/>
+    </w:rPr>
+  </w:style>
+  <w:style w:type="character" w:styleId="FootnoteReference">
+    <w:name w:val="footnote reference"/>
+    <w:uiPriority w:val="99"/>
+    <w:semiHidden/>
+    <w:unhideWhenUsed/>
+    <w:rPr>
+      <w:vertAlign w:val="superscript"/>
+    </w:rPr>
+  </w:style>
+  <w:style w:type="paragraph" w:styleId="FootnoteText">
+    <w:name w:val="footnote text"/>
+    <w:basedOn w:val="Normal"/>
+    <w:link w:val="FootnoteTextChar"/>
+    <w:uiPriority w:val="99"/>
+    <w:semiHidden/>
+    <w:unhideWhenUsed/>
+    <w:rPr>
+      <w:sz w:val="20"/>
+      <w:szCs w:val="20"/>
+    </w:rPr>
+  </w:style>
+  <w:style w:type="character" w:customStyle="1" w:styleId="FootnoteTextChar">
+    <w:name w:val="Footnote Text Char"/>
+    <w:link w:val="FootnoteText"/>
+    <w:uiPriority w:val="99"/>
+    <w:semiHidden/>
+    <w:unhideWhenUsed/>
+    <w:rPr>
+      <w:sz w:val="20"/>
+      <w:szCs w:val="20"/>
+    </w:rPr>
+  </w:style>
+  <w:style w:type="character" w:styleId="EndnoteReference">
+    <w:name w:val="endnote reference"/>
+    <w:uiPriority w:val="99"/>
+    <w:semiHidden/>
+    <w:unhideWhenUsed/>
+    <w:rPr>
+      <w:vertAlign w:val="superscript"/>
+    </w:rPr>
+  </w:style>
+  <w:style w:type="paragraph" w:styleId="EndnoteText">
+    <w:name w:val="endnote text"/>
+    <w:basedOn w:val="Normal"/>
+    <w:link w:val="EndnoteTextChar"/>
+    <w:uiPriority w:val="99"/>
+    <w:semiHidden/>
+    <w:unhideWhenUsed/>
+    <w:rPr>
+      <w:sz w:val="20"/>
+      <w:szCs w:val="20"/>
+    </w:rPr>
+  </w:style>
+  <w:style w:type="character" w:customStyle="1" w:styleId="EndnoteTextChar">
+    <w:name w:val="Endnote Text Char"/>
+    <w:link w:val="EndnoteText"/>
+    <w:uiPriority w:val="99"/>
+    <w:semiHidden/>
+    <w:unhideWhenUsed/>
+    <w:rPr>
+      <w:sz w:val="20"/>
+      <w:szCs w:val="20"/>
+    </w:rPr>
+  </w:style>
 </w:styles>
 </file>
 
@@ -789,39 +3496,39 @@
         <a:sysClr val="window" lastClr="FFFFFF"/>
       </a:lt1>
       <a:dk2>
-        <a:srgbClr val="0E2841"/>
+        <a:srgbClr val="44546A"/>
       </a:dk2>
       <a:lt2>
-        <a:srgbClr val="E8E8E8"/>
+        <a:srgbClr val="E7E6E6"/>
       </a:lt2>
       <a:accent1>
-        <a:srgbClr val="156082"/>
+        <a:srgbClr val="4472C4"/>
       </a:accent1>
       <a:accent2>
-        <a:srgbClr val="E97132"/>
+        <a:srgbClr val="ED7D31"/>
       </a:accent2>
       <a:accent3>
-        <a:srgbClr val="196B24"/>
+        <a:srgbClr val="A5A5A5"/>
       </a:accent3>
       <a:accent4>
-        <a:srgbClr val="0F9ED5"/>
+        <a:srgbClr val="FFC000"/>
       </a:accent4>
       <a:accent5>
-        <a:srgbClr val="A02B93"/>
+        <a:srgbClr val="5B9BD5"/>
       </a:accent5>
       <a:accent6>
-        <a:srgbClr val="4EA72E"/>
+        <a:srgbClr val="70AD47"/>
       </a:accent6>
       <a:hlink>
-        <a:srgbClr val="467886"/>
+        <a:srgbClr val="0563C1"/>
       </a:hlink>
       <a:folHlink>
-        <a:srgbClr val="96607D"/>
+        <a:srgbClr val="954F72"/>
       </a:folHlink>
     </a:clrScheme>
     <a:fontScheme name="Office">
       <a:majorFont>
-        <a:latin typeface="Aptos Display" panose="02110004020202020204"/>
+        <a:latin typeface="Calibri Light" panose="020F0302020204030204"/>
         <a:ea typeface=""/>
         <a:cs typeface=""/>
         <a:font script="Jpan" typeface="游ゴシック Light"/>
@@ -873,7 +3580,7 @@
         <a:font script="Tfng" typeface="Ebrima"/>
       </a:majorFont>
       <a:minorFont>
-        <a:latin typeface="Aptos" panose="02110004020202020204"/>
+        <a:latin typeface="Calibri" panose="020F0502020204030204"/>
         <a:ea typeface=""/>
         <a:cs typeface=""/>
         <a:font script="Jpan" typeface="游明朝"/>
@@ -984,6 +3691,13 @@
         </a:gradFill>
       </a:fillStyleLst>
       <a:lnStyleLst>
+        <a:ln w="6350" cap="flat" cmpd="sng" algn="ctr">
+          <a:solidFill>
+            <a:schemeClr val="phClr"/>
+          </a:solidFill>
+          <a:prstDash val="solid"/>
+          <a:miter lim="800000"/>
+        </a:ln>
         <a:ln w="12700" cap="flat" cmpd="sng" algn="ctr">
           <a:solidFill>
             <a:schemeClr val="phClr"/>
@@ -992,13 +3706,6 @@
           <a:miter lim="800000"/>
         </a:ln>
         <a:ln w="19050" cap="flat" cmpd="sng" algn="ctr">
-          <a:solidFill>
-            <a:schemeClr val="phClr"/>
-          </a:solidFill>
-          <a:prstDash val="solid"/>
-          <a:miter lim="800000"/>
-        </a:ln>
-        <a:ln w="25400" cap="flat" cmpd="sng" algn="ctr">
           <a:solidFill>
             <a:schemeClr val="phClr"/>
           </a:solidFill>
@@ -1063,32 +3770,7 @@
       </a:bgFillStyleLst>
     </a:fmtScheme>
   </a:themeElements>
-  <a:objectDefaults>
-    <a:lnDef>
-      <a:spPr/>
-      <a:bodyPr/>
-      <a:lstStyle/>
-      <a:style>
-        <a:lnRef idx="2">
-          <a:schemeClr val="accent1"/>
-        </a:lnRef>
-        <a:fillRef idx="0">
-          <a:schemeClr val="accent1"/>
-        </a:fillRef>
-        <a:effectRef idx="1">
-          <a:schemeClr val="accent1"/>
-        </a:effectRef>
-        <a:fontRef idx="minor">
-          <a:schemeClr val="tx1"/>
-        </a:fontRef>
-      </a:style>
-    </a:lnDef>
-  </a:objectDefaults>
+  <a:objectDefaults/>
   <a:extraClrSchemeLst/>
-  <a:extLst>
-    <a:ext uri="{05A4C25C-085E-4340-85A3-A5531E510DB2}">
-      <thm15:themeFamily xmlns:thm15="http://schemas.microsoft.com/office/thememl/2012/main" name="Office Theme" id="{2E142A2C-CD16-42D6-873A-C26D2A0506FA}" vid="{1BDDFF52-6CD6-40A5-AB3C-68EB2F1E4D0A}"/>
-    </a:ext>
-  </a:extLst>
 </a:theme>
 </file>